--- a/report.docx
+++ b/report.docx
@@ -255,6 +255,8 @@
       <w:r>
         <w:rPr>
           <w:rFonts w:ascii="Times New Roman" w:eastAsia="DengXian" w:hAnsi="Times New Roman"/>
+          <w:b/>
+          <w:bCs/>
           <w:sz w:val="28"/>
           <w:szCs w:val="28"/>
           <w:lang w:val="ru-RU"/>
@@ -1015,14 +1017,36 @@
           <w:lang w:val="ru-RU"/>
         </w:rPr>
       </w:pPr>
-      <w:r>
+    </w:p>
+    <w:p>
+      <w:pPr>
+        <w:pStyle w:val="1"/>
+        <w:jc w:val="center"/>
         <w:rPr>
           <w:rFonts w:ascii="Times New Roman" w:eastAsia="DengXian" w:hAnsi="Times New Roman"/>
           <w:sz w:val="32"/>
           <w:szCs w:val="32"/>
           <w:lang w:val="ru-RU"/>
         </w:rPr>
-        <w:t>Лабораторная работа №2</w:t>
+      </w:pPr>
+      <w:r>
+        <w:rPr>
+          <w:rFonts w:ascii="Times New Roman" w:eastAsia="DengXian" w:hAnsi="Times New Roman"/>
+          <w:sz w:val="32"/>
+          <w:szCs w:val="32"/>
+          <w:lang w:val="ru-RU"/>
+        </w:rPr>
+        <w:lastRenderedPageBreak/>
+        <w:t>Лабораторная работа №</w:t>
+      </w:r>
+      <w:r>
+        <w:rPr>
+          <w:rFonts w:ascii="Times New Roman" w:eastAsia="DengXian" w:hAnsi="Times New Roman"/>
+          <w:sz w:val="32"/>
+          <w:szCs w:val="32"/>
+          <w:lang w:val="ru-RU"/>
+        </w:rPr>
+        <w:t>3</w:t>
       </w:r>
     </w:p>
     <w:p>
@@ -1046,7 +1070,6 @@
           <w:szCs w:val="28"/>
           <w:lang w:val="ru-RU"/>
         </w:rPr>
-        <w:lastRenderedPageBreak/>
         <w:t>Цель работы</w:t>
       </w:r>
       <w:r>
@@ -2418,35 +2441,6 @@
           <w:szCs w:val="28"/>
         </w:rPr>
       </w:pPr>
-      <w:r>
-        <w:rPr>
-          <w:rFonts w:ascii="Times New Roman" w:eastAsia="DengXian" w:hAnsi="Times New Roman"/>
-          <w:b/>
-          <w:bCs/>
-          <w:sz w:val="28"/>
-          <w:szCs w:val="28"/>
-        </w:rPr>
-        <w:t>def __str__(self)</w:t>
-      </w:r>
-      <w:r>
-        <w:rPr>
-          <w:rFonts w:ascii="Times New Roman" w:eastAsia="DengXian" w:hAnsi="Times New Roman"/>
-          <w:sz w:val="28"/>
-          <w:szCs w:val="28"/>
-        </w:rPr>
-        <w:t>: Возвращает текст токена для его строкового представления. Это полезно для отображения в админке Django или в других местах, где требуется краткое представление объекта.</w:t>
-      </w:r>
-    </w:p>
-    <w:p>
-      <w:pPr>
-        <w:pStyle w:val="1"/>
-        <w:rPr>
-          <w:rFonts w:ascii="Times New Roman" w:eastAsia="DengXian" w:hAnsi="Times New Roman"/>
-          <w:sz w:val="28"/>
-          <w:szCs w:val="28"/>
-          <w:lang w:val="ru-RU"/>
-        </w:rPr>
-      </w:pPr>
     </w:p>
     <w:p>
       <w:pPr>
@@ -2517,11 +2511,11 @@
       <w:r>
         <w:rPr>
           <w:rFonts w:ascii="Times New Roman" w:eastAsia="DengXian" w:hAnsi="Times New Roman"/>
+          <w:noProof/>
           <w:sz w:val="28"/>
           <w:szCs w:val="28"/>
           <w:lang w:val="en-US"/>
         </w:rPr>
-        <w:lastRenderedPageBreak/>
         <w:drawing>
           <wp:inline distT="0" distB="0" distL="0" distR="0" wp14:anchorId="0FE0685E" wp14:editId="64660BB8">
             <wp:extent cx="5940425" cy="1251585"/>
@@ -2572,29 +2566,17 @@
         </w:rPr>
       </w:pPr>
       <w:r>
+        <w:lastRenderedPageBreak/>
         <w:t xml:space="preserve">Рис. </w:t>
       </w:r>
-      <w:r>
-        <w:fldChar w:fldCharType="begin"/>
-      </w:r>
-      <w:r>
-        <w:instrText xml:space="preserve"> SEQ Рис. \* ARABIC </w:instrText>
-      </w:r>
-      <w:r>
-        <w:fldChar w:fldCharType="separate"/>
-      </w:r>
-      <w:r>
-        <w:rPr>
-          <w:noProof/>
-        </w:rPr>
-        <w:t>1</w:t>
-      </w:r>
-      <w:r>
-        <w:rPr>
-          <w:noProof/>
-        </w:rPr>
-        <w:fldChar w:fldCharType="end"/>
-      </w:r>
+      <w:fldSimple w:instr=" SEQ Рис. \* ARABIC ">
+        <w:r>
+          <w:rPr>
+            <w:noProof/>
+          </w:rPr>
+          <w:t>1</w:t>
+        </w:r>
+      </w:fldSimple>
       <w:r>
         <w:t xml:space="preserve"> </w:t>
       </w:r>
@@ -2625,6 +2607,7 @@
       <w:r>
         <w:rPr>
           <w:rFonts w:ascii="Times New Roman" w:eastAsia="DengXian" w:hAnsi="Times New Roman"/>
+          <w:noProof/>
           <w:sz w:val="28"/>
           <w:szCs w:val="28"/>
         </w:rPr>
@@ -3408,6 +3391,7 @@
       <w:pPr>
         <w:ind w:left="360"/>
         <w:rPr>
+          <w:rFonts w:ascii="Times New Roman" w:hAnsi="Times New Roman" w:cs="Times New Roman"/>
           <w:sz w:val="28"/>
           <w:szCs w:val="28"/>
         </w:rPr>
@@ -3430,32 +3414,25 @@
       </w:r>
       <w:r>
         <w:rPr>
-          <w:sz w:val="28"/>
-          <w:szCs w:val="28"/>
-        </w:rPr>
-        <w:lastRenderedPageBreak/>
+          <w:rFonts w:ascii="Times New Roman" w:hAnsi="Times New Roman" w:cs="Times New Roman"/>
+          <w:sz w:val="28"/>
+          <w:szCs w:val="28"/>
+        </w:rPr>
         <w:t>1</w:t>
       </w:r>
       <w:r>
         <w:rPr>
-          <w:b/>
-          <w:bCs/>
-          <w:sz w:val="28"/>
-          <w:szCs w:val="28"/>
-        </w:rPr>
-        <w:t xml:space="preserve">. </w:t>
-      </w:r>
-      <w:r>
-        <w:rPr>
-          <w:b/>
-          <w:bCs/>
-          <w:sz w:val="28"/>
-          <w:szCs w:val="28"/>
-        </w:rPr>
-        <w:t>ROOT (Корень)</w:t>
-      </w:r>
-      <w:r>
-        <w:rPr>
+          <w:rFonts w:ascii="Times New Roman" w:hAnsi="Times New Roman" w:cs="Times New Roman"/>
+          <w:b/>
+          <w:bCs/>
+          <w:sz w:val="28"/>
+          <w:szCs w:val="28"/>
+        </w:rPr>
+        <w:t>. ROOT (Корень)</w:t>
+      </w:r>
+      <w:r>
+        <w:rPr>
+          <w:rFonts w:ascii="Times New Roman" w:hAnsi="Times New Roman" w:cs="Times New Roman"/>
           <w:sz w:val="28"/>
           <w:szCs w:val="28"/>
         </w:rPr>
@@ -3629,6 +3606,7 @@
           <w:sz w:val="28"/>
           <w:szCs w:val="28"/>
         </w:rPr>
+        <w:lastRenderedPageBreak/>
         <w:t>dobj (Прямое дополнение)</w:t>
       </w:r>
       <w:r>
@@ -4385,7 +4363,6 @@
           <w:sz w:val="28"/>
           <w:szCs w:val="28"/>
         </w:rPr>
-        <w:lastRenderedPageBreak/>
         <w:t>advmod (Наречие)</w:t>
       </w:r>
       <w:r>
@@ -4572,6 +4549,7 @@
           <w:sz w:val="28"/>
           <w:szCs w:val="28"/>
         </w:rPr>
+        <w:lastRenderedPageBreak/>
         <w:t>appos (Приложение)</w:t>
       </w:r>
       <w:r>
@@ -5167,7 +5145,6 @@
           <w:sz w:val="28"/>
           <w:szCs w:val="28"/>
         </w:rPr>
-        <w:lastRenderedPageBreak/>
         <w:t>Пример</w:t>
       </w:r>
       <w:r>
@@ -5280,6 +5257,7 @@
           <w:sz w:val="28"/>
           <w:szCs w:val="28"/>
         </w:rPr>
+        <w:lastRenderedPageBreak/>
         <w:t>det (Определитель)</w:t>
       </w:r>
       <w:r>
@@ -6053,7 +6031,6 @@
           <w:sz w:val="28"/>
           <w:szCs w:val="28"/>
         </w:rPr>
-        <w:lastRenderedPageBreak/>
         <w:t>Пример</w:t>
       </w:r>
       <w:r>
@@ -6203,6 +6180,7 @@
           <w:sz w:val="28"/>
           <w:szCs w:val="28"/>
         </w:rPr>
+        <w:lastRenderedPageBreak/>
         <w:t>pcomp (Дополнение предлога)</w:t>
       </w:r>
       <w:r>
@@ -6957,7 +6935,6 @@
           <w:sz w:val="28"/>
           <w:szCs w:val="28"/>
         </w:rPr>
-        <w:lastRenderedPageBreak/>
         <w:t>xcomp (Открытое дополнение придаточного предложения)</w:t>
       </w:r>
       <w:r>
@@ -7146,6 +7123,9 @@
         <w:keepNext/>
       </w:pPr>
       <w:r>
+        <w:rPr>
+          <w:noProof/>
+        </w:rPr>
         <w:drawing>
           <wp:inline distT="0" distB="0" distL="0" distR="0" wp14:anchorId="6435D9E6" wp14:editId="35FC2B9F">
             <wp:extent cx="5940425" cy="2174875"/>
@@ -7257,6 +7237,7 @@
           <w:rFonts w:ascii="Times New Roman" w:eastAsia="DengXian" w:hAnsi="Times New Roman"/>
           <w:b/>
           <w:bCs/>
+          <w:noProof/>
           <w:sz w:val="28"/>
           <w:szCs w:val="28"/>
           <w:lang w:val="ru-RU"/>
@@ -7343,7 +7324,7 @@
           <w:bCs/>
           <w:sz w:val="28"/>
           <w:szCs w:val="28"/>
-          <w:lang w:val="en-US"/>
+          <w:lang w:val="ru-RU"/>
         </w:rPr>
       </w:pPr>
       <w:r>
@@ -7385,6 +7366,7 @@
           <w:rFonts w:ascii="Times New Roman" w:eastAsia="DengXian" w:hAnsi="Times New Roman"/>
           <w:b/>
           <w:bCs/>
+          <w:noProof/>
           <w:sz w:val="28"/>
           <w:szCs w:val="28"/>
           <w:lang w:val="en-US"/>
@@ -7436,9 +7418,6 @@
         <w:t xml:space="preserve">Рис. </w:t>
       </w:r>
       <w:r>
-        <w:rPr>
-          <w:lang w:val="en-US"/>
-        </w:rPr>
         <w:t>5</w:t>
       </w:r>
       <w:r>
@@ -7492,6 +7471,7 @@
           <w:rFonts w:ascii="Times New Roman" w:eastAsia="DengXian" w:hAnsi="Times New Roman"/>
           <w:b/>
           <w:bCs/>
+          <w:noProof/>
           <w:sz w:val="28"/>
           <w:szCs w:val="28"/>
         </w:rPr>
@@ -7651,6 +7631,7 @@
           <w:rFonts w:ascii="Times New Roman" w:eastAsia="DengXian" w:hAnsi="Times New Roman"/>
           <w:b/>
           <w:bCs/>
+          <w:noProof/>
           <w:sz w:val="28"/>
           <w:szCs w:val="28"/>
         </w:rPr>
@@ -7800,6 +7781,7 @@
       <w:r>
         <w:rPr>
           <w:rFonts w:ascii="Times New Roman" w:eastAsia="DengXian" w:hAnsi="Times New Roman"/>
+          <w:noProof/>
           <w:sz w:val="28"/>
           <w:szCs w:val="28"/>
         </w:rPr>
@@ -7910,6 +7892,7 @@
         <w:rPr>
           <w:i/>
           <w:iCs/>
+          <w:noProof/>
           <w:sz w:val="18"/>
           <w:szCs w:val="18"/>
         </w:rPr>
@@ -7994,35 +7977,17 @@
           <w:sz w:val="18"/>
           <w:szCs w:val="18"/>
         </w:rPr>
-        <w:t>синтаксическое дерево (</w:t>
-      </w:r>
-      <w:r>
+        <w:t>синтаксическое дерево (2)</w:t>
+      </w:r>
+    </w:p>
+    <w:p>
+      <w:pPr>
         <w:rPr>
           <w:i/>
           <w:iCs/>
           <w:sz w:val="18"/>
           <w:szCs w:val="18"/>
         </w:rPr>
-        <w:t>2</w:t>
-      </w:r>
-      <w:r>
-        <w:rPr>
-          <w:i/>
-          <w:iCs/>
-          <w:sz w:val="18"/>
-          <w:szCs w:val="18"/>
-        </w:rPr>
-        <w:t>)</w:t>
-      </w:r>
-    </w:p>
-    <w:p>
-      <w:pPr>
-        <w:rPr>
-          <w:i/>
-          <w:iCs/>
-          <w:sz w:val="18"/>
-          <w:szCs w:val="18"/>
-        </w:rPr>
       </w:pPr>
     </w:p>
     <w:p>
@@ -8061,6 +8026,7 @@
           <w:rFonts w:ascii="Times New Roman" w:eastAsia="DengXian" w:hAnsi="Times New Roman"/>
           <w:b/>
           <w:bCs/>
+          <w:noProof/>
           <w:sz w:val="28"/>
           <w:szCs w:val="28"/>
         </w:rPr>
@@ -8221,6 +8187,9 @@
         <w:keepNext/>
       </w:pPr>
       <w:r>
+        <w:rPr>
+          <w:noProof/>
+        </w:rPr>
         <w:drawing>
           <wp:inline distT="0" distB="0" distL="0" distR="0" wp14:anchorId="06F42E69" wp14:editId="7F9F2761">
             <wp:extent cx="5940425" cy="4089400"/>
@@ -8350,6 +8319,7 @@
       </w:pPr>
       <w:r>
         <w:rPr>
+          <w:noProof/>
           <w:lang w:val="ru-RU"/>
         </w:rPr>
         <w:lastRenderedPageBreak/>
@@ -11532,6 +11502,7 @@
   <w:style w:type="character" w:default="1" w:styleId="a0">
     <w:name w:val="Default Paragraph Font"/>
     <w:uiPriority w:val="1"/>
+    <w:semiHidden/>
     <w:unhideWhenUsed/>
   </w:style>
   <w:style w:type="table" w:default="1" w:styleId="a1">

--- a/report.docx
+++ b/report.docx
@@ -255,6 +255,8 @@
       <w:r>
         <w:rPr>
           <w:rFonts w:ascii="Times New Roman" w:eastAsia="DengXian" w:hAnsi="Times New Roman"/>
+          <w:b/>
+          <w:bCs/>
           <w:sz w:val="28"/>
           <w:szCs w:val="28"/>
           <w:lang w:val="ru-RU"/>
@@ -703,6 +705,279 @@
           <w:rFonts w:ascii="Times New Roman" w:hAnsi="Times New Roman"/>
           <w:sz w:val="28"/>
           <w:szCs w:val="28"/>
+          <w:lang w:val="ru-RU"/>
+        </w:rPr>
+      </w:pPr>
+    </w:p>
+    <w:p>
+      <w:pPr>
+        <w:pStyle w:val="1"/>
+        <w:rPr>
+          <w:rFonts w:ascii="Times New Roman" w:eastAsia="DengXian" w:hAnsi="Times New Roman"/>
+          <w:sz w:val="28"/>
+          <w:szCs w:val="28"/>
+          <w:lang w:val="ru-RU"/>
+        </w:rPr>
+      </w:pPr>
+      <w:r>
+        <w:rPr>
+          <w:rFonts w:ascii="Times New Roman" w:hAnsi="Times New Roman"/>
+          <w:sz w:val="28"/>
+          <w:szCs w:val="28"/>
+        </w:rPr>
+        <w:t xml:space="preserve">Проверил:                                                                                  </w:t>
+      </w:r>
+      <w:r>
+        <w:rPr>
+          <w:rFonts w:ascii="Times New Roman" w:hAnsi="Times New Roman"/>
+          <w:sz w:val="28"/>
+          <w:szCs w:val="28"/>
+          <w:lang w:val="ru-RU"/>
+        </w:rPr>
+        <w:t xml:space="preserve">   Крапивин Ю.Б.</w:t>
+      </w:r>
+    </w:p>
+    <w:p>
+      <w:pPr>
+        <w:pStyle w:val="1"/>
+        <w:jc w:val="right"/>
+        <w:rPr>
+          <w:rFonts w:ascii="Times New Roman" w:hAnsi="Times New Roman"/>
+          <w:sz w:val="28"/>
+          <w:szCs w:val="28"/>
+        </w:rPr>
+      </w:pPr>
+      <w:r>
+        <w:rPr>
+          <w:rFonts w:ascii="Times New Roman" w:hAnsi="Times New Roman"/>
+          <w:sz w:val="28"/>
+          <w:szCs w:val="28"/>
+        </w:rPr>
+        <w:t xml:space="preserve"> </w:t>
+      </w:r>
+    </w:p>
+    <w:p>
+      <w:pPr>
+        <w:pStyle w:val="1"/>
+        <w:jc w:val="right"/>
+        <w:rPr>
+          <w:rFonts w:ascii="Times New Roman" w:hAnsi="Times New Roman"/>
+          <w:sz w:val="28"/>
+          <w:szCs w:val="28"/>
+        </w:rPr>
+      </w:pPr>
+      <w:r>
+        <w:rPr>
+          <w:rFonts w:ascii="Times New Roman" w:hAnsi="Times New Roman"/>
+          <w:sz w:val="28"/>
+          <w:szCs w:val="28"/>
+        </w:rPr>
+        <w:t xml:space="preserve"> </w:t>
+      </w:r>
+    </w:p>
+    <w:p>
+      <w:pPr>
+        <w:pStyle w:val="1"/>
+        <w:jc w:val="right"/>
+        <w:rPr>
+          <w:rFonts w:ascii="Times New Roman" w:hAnsi="Times New Roman"/>
+          <w:sz w:val="28"/>
+          <w:szCs w:val="28"/>
+        </w:rPr>
+      </w:pPr>
+      <w:r>
+        <w:rPr>
+          <w:rFonts w:ascii="Times New Roman" w:hAnsi="Times New Roman"/>
+          <w:sz w:val="28"/>
+          <w:szCs w:val="28"/>
+        </w:rPr>
+        <w:t xml:space="preserve"> </w:t>
+      </w:r>
+    </w:p>
+    <w:p>
+      <w:pPr>
+        <w:pStyle w:val="1"/>
+        <w:jc w:val="right"/>
+        <w:rPr>
+          <w:rFonts w:ascii="Times New Roman" w:hAnsi="Times New Roman"/>
+          <w:sz w:val="28"/>
+          <w:szCs w:val="28"/>
+        </w:rPr>
+      </w:pPr>
+      <w:r>
+        <w:rPr>
+          <w:rFonts w:ascii="Times New Roman" w:hAnsi="Times New Roman"/>
+          <w:sz w:val="28"/>
+          <w:szCs w:val="28"/>
+        </w:rPr>
+        <w:t xml:space="preserve"> </w:t>
+      </w:r>
+    </w:p>
+    <w:p>
+      <w:pPr>
+        <w:pStyle w:val="1"/>
+        <w:jc w:val="right"/>
+        <w:rPr>
+          <w:rFonts w:ascii="Times New Roman" w:hAnsi="Times New Roman"/>
+          <w:sz w:val="28"/>
+          <w:szCs w:val="28"/>
+        </w:rPr>
+      </w:pPr>
+      <w:r>
+        <w:rPr>
+          <w:rFonts w:ascii="Times New Roman" w:hAnsi="Times New Roman"/>
+          <w:sz w:val="28"/>
+          <w:szCs w:val="28"/>
+        </w:rPr>
+        <w:t xml:space="preserve"> </w:t>
+      </w:r>
+    </w:p>
+    <w:p>
+      <w:pPr>
+        <w:pStyle w:val="1"/>
+        <w:jc w:val="right"/>
+        <w:rPr>
+          <w:rFonts w:ascii="Times New Roman" w:hAnsi="Times New Roman"/>
+          <w:sz w:val="28"/>
+          <w:szCs w:val="28"/>
+        </w:rPr>
+      </w:pPr>
+      <w:r>
+        <w:rPr>
+          <w:rFonts w:ascii="Times New Roman" w:hAnsi="Times New Roman"/>
+          <w:sz w:val="28"/>
+          <w:szCs w:val="28"/>
+        </w:rPr>
+        <w:t xml:space="preserve"> </w:t>
+      </w:r>
+    </w:p>
+    <w:p>
+      <w:pPr>
+        <w:pStyle w:val="1"/>
+        <w:jc w:val="right"/>
+        <w:rPr>
+          <w:rFonts w:ascii="Times New Roman" w:hAnsi="Times New Roman"/>
+          <w:sz w:val="28"/>
+          <w:szCs w:val="28"/>
+        </w:rPr>
+      </w:pPr>
+      <w:r>
+        <w:rPr>
+          <w:rFonts w:ascii="Times New Roman" w:hAnsi="Times New Roman"/>
+          <w:sz w:val="28"/>
+          <w:szCs w:val="28"/>
+        </w:rPr>
+        <w:t xml:space="preserve"> </w:t>
+      </w:r>
+    </w:p>
+    <w:p>
+      <w:pPr>
+        <w:pStyle w:val="1"/>
+        <w:jc w:val="right"/>
+        <w:rPr>
+          <w:rFonts w:ascii="Times New Roman" w:hAnsi="Times New Roman"/>
+          <w:sz w:val="28"/>
+          <w:szCs w:val="28"/>
+        </w:rPr>
+      </w:pPr>
+      <w:r>
+        <w:rPr>
+          <w:rFonts w:ascii="Times New Roman" w:hAnsi="Times New Roman"/>
+          <w:sz w:val="28"/>
+          <w:szCs w:val="28"/>
+        </w:rPr>
+        <w:t xml:space="preserve"> </w:t>
+      </w:r>
+    </w:p>
+    <w:p>
+      <w:pPr>
+        <w:pStyle w:val="1"/>
+        <w:jc w:val="right"/>
+        <w:rPr>
+          <w:rFonts w:ascii="Times New Roman" w:hAnsi="Times New Roman"/>
+          <w:sz w:val="28"/>
+          <w:szCs w:val="28"/>
+        </w:rPr>
+      </w:pPr>
+      <w:r>
+        <w:rPr>
+          <w:rFonts w:ascii="Times New Roman" w:hAnsi="Times New Roman"/>
+          <w:sz w:val="28"/>
+          <w:szCs w:val="28"/>
+        </w:rPr>
+        <w:t xml:space="preserve"> </w:t>
+      </w:r>
+    </w:p>
+    <w:p>
+      <w:pPr>
+        <w:pStyle w:val="1"/>
+        <w:jc w:val="right"/>
+        <w:rPr>
+          <w:rFonts w:ascii="Times New Roman" w:hAnsi="Times New Roman"/>
+          <w:sz w:val="28"/>
+          <w:szCs w:val="28"/>
+        </w:rPr>
+      </w:pPr>
+      <w:r>
+        <w:rPr>
+          <w:rFonts w:ascii="Times New Roman" w:hAnsi="Times New Roman"/>
+          <w:sz w:val="28"/>
+          <w:szCs w:val="28"/>
+        </w:rPr>
+        <w:t xml:space="preserve"> </w:t>
+      </w:r>
+    </w:p>
+    <w:p>
+      <w:pPr>
+        <w:pStyle w:val="1"/>
+        <w:jc w:val="right"/>
+        <w:rPr>
+          <w:rFonts w:ascii="Times New Roman" w:hAnsi="Times New Roman"/>
+          <w:sz w:val="28"/>
+          <w:szCs w:val="28"/>
+        </w:rPr>
+      </w:pPr>
+    </w:p>
+    <w:p>
+      <w:pPr>
+        <w:pStyle w:val="1"/>
+        <w:jc w:val="right"/>
+        <w:rPr>
+          <w:rFonts w:ascii="Times New Roman" w:hAnsi="Times New Roman"/>
+          <w:sz w:val="28"/>
+          <w:szCs w:val="28"/>
+        </w:rPr>
+      </w:pPr>
+    </w:p>
+    <w:p>
+      <w:pPr>
+        <w:pStyle w:val="1"/>
+        <w:jc w:val="right"/>
+        <w:rPr>
+          <w:rFonts w:ascii="Times New Roman" w:hAnsi="Times New Roman"/>
+          <w:sz w:val="28"/>
+          <w:szCs w:val="28"/>
+        </w:rPr>
+      </w:pPr>
+    </w:p>
+    <w:p>
+      <w:pPr>
+        <w:pStyle w:val="1"/>
+        <w:jc w:val="right"/>
+        <w:rPr>
+          <w:rFonts w:ascii="Times New Roman" w:hAnsi="Times New Roman"/>
+          <w:sz w:val="28"/>
+          <w:szCs w:val="28"/>
+        </w:rPr>
+      </w:pPr>
+    </w:p>
+    <w:p>
+      <w:pPr>
+        <w:pStyle w:val="1"/>
+        <w:rPr>
+          <w:rFonts w:ascii="Times New Roman" w:eastAsia="DengXian" w:hAnsi="Times New Roman"/>
+          <w:sz w:val="28"/>
+          <w:szCs w:val="28"/>
           <w:lang w:val="en-US"/>
         </w:rPr>
       </w:pPr>
@@ -710,290 +985,6 @@
     <w:p>
       <w:pPr>
         <w:pStyle w:val="1"/>
-        <w:rPr>
-          <w:rFonts w:ascii="Times New Roman" w:eastAsia="DengXian" w:hAnsi="Times New Roman"/>
-          <w:sz w:val="28"/>
-          <w:szCs w:val="28"/>
-          <w:lang w:val="ru-RU"/>
-        </w:rPr>
-      </w:pPr>
-      <w:r>
-        <w:rPr>
-          <w:rFonts w:ascii="Times New Roman" w:hAnsi="Times New Roman"/>
-          <w:sz w:val="28"/>
-          <w:szCs w:val="28"/>
-        </w:rPr>
-        <w:t xml:space="preserve">Проверил:                                                                                  </w:t>
-      </w:r>
-      <w:r>
-        <w:rPr>
-          <w:rFonts w:ascii="Times New Roman" w:hAnsi="Times New Roman"/>
-          <w:sz w:val="28"/>
-          <w:szCs w:val="28"/>
-          <w:lang w:val="ru-RU"/>
-        </w:rPr>
-        <w:t xml:space="preserve">   Крапивин Ю.Б.</w:t>
-      </w:r>
-    </w:p>
-    <w:p>
-      <w:pPr>
-        <w:pStyle w:val="1"/>
-        <w:jc w:val="right"/>
-        <w:rPr>
-          <w:rFonts w:ascii="Times New Roman" w:hAnsi="Times New Roman"/>
-          <w:sz w:val="28"/>
-          <w:szCs w:val="28"/>
-        </w:rPr>
-      </w:pPr>
-      <w:r>
-        <w:rPr>
-          <w:rFonts w:ascii="Times New Roman" w:hAnsi="Times New Roman"/>
-          <w:sz w:val="28"/>
-          <w:szCs w:val="28"/>
-        </w:rPr>
-        <w:t xml:space="preserve"> </w:t>
-      </w:r>
-    </w:p>
-    <w:p>
-      <w:pPr>
-        <w:pStyle w:val="1"/>
-        <w:jc w:val="right"/>
-        <w:rPr>
-          <w:rFonts w:ascii="Times New Roman" w:hAnsi="Times New Roman"/>
-          <w:sz w:val="28"/>
-          <w:szCs w:val="28"/>
-        </w:rPr>
-      </w:pPr>
-      <w:r>
-        <w:rPr>
-          <w:rFonts w:ascii="Times New Roman" w:hAnsi="Times New Roman"/>
-          <w:sz w:val="28"/>
-          <w:szCs w:val="28"/>
-        </w:rPr>
-        <w:t xml:space="preserve"> </w:t>
-      </w:r>
-    </w:p>
-    <w:p>
-      <w:pPr>
-        <w:pStyle w:val="1"/>
-        <w:jc w:val="right"/>
-        <w:rPr>
-          <w:rFonts w:ascii="Times New Roman" w:hAnsi="Times New Roman"/>
-          <w:sz w:val="28"/>
-          <w:szCs w:val="28"/>
-        </w:rPr>
-      </w:pPr>
-      <w:r>
-        <w:rPr>
-          <w:rFonts w:ascii="Times New Roman" w:hAnsi="Times New Roman"/>
-          <w:sz w:val="28"/>
-          <w:szCs w:val="28"/>
-        </w:rPr>
-        <w:t xml:space="preserve"> </w:t>
-      </w:r>
-    </w:p>
-    <w:p>
-      <w:pPr>
-        <w:pStyle w:val="1"/>
-        <w:jc w:val="right"/>
-        <w:rPr>
-          <w:rFonts w:ascii="Times New Roman" w:hAnsi="Times New Roman"/>
-          <w:sz w:val="28"/>
-          <w:szCs w:val="28"/>
-        </w:rPr>
-      </w:pPr>
-      <w:r>
-        <w:rPr>
-          <w:rFonts w:ascii="Times New Roman" w:hAnsi="Times New Roman"/>
-          <w:sz w:val="28"/>
-          <w:szCs w:val="28"/>
-        </w:rPr>
-        <w:t xml:space="preserve"> </w:t>
-      </w:r>
-    </w:p>
-    <w:p>
-      <w:pPr>
-        <w:pStyle w:val="1"/>
-        <w:jc w:val="right"/>
-        <w:rPr>
-          <w:rFonts w:ascii="Times New Roman" w:hAnsi="Times New Roman"/>
-          <w:sz w:val="28"/>
-          <w:szCs w:val="28"/>
-        </w:rPr>
-      </w:pPr>
-      <w:r>
-        <w:rPr>
-          <w:rFonts w:ascii="Times New Roman" w:hAnsi="Times New Roman"/>
-          <w:sz w:val="28"/>
-          <w:szCs w:val="28"/>
-        </w:rPr>
-        <w:t xml:space="preserve"> </w:t>
-      </w:r>
-    </w:p>
-    <w:p>
-      <w:pPr>
-        <w:pStyle w:val="1"/>
-        <w:jc w:val="right"/>
-        <w:rPr>
-          <w:rFonts w:ascii="Times New Roman" w:hAnsi="Times New Roman"/>
-          <w:sz w:val="28"/>
-          <w:szCs w:val="28"/>
-        </w:rPr>
-      </w:pPr>
-      <w:r>
-        <w:rPr>
-          <w:rFonts w:ascii="Times New Roman" w:hAnsi="Times New Roman"/>
-          <w:sz w:val="28"/>
-          <w:szCs w:val="28"/>
-        </w:rPr>
-        <w:t xml:space="preserve"> </w:t>
-      </w:r>
-    </w:p>
-    <w:p>
-      <w:pPr>
-        <w:pStyle w:val="1"/>
-        <w:jc w:val="right"/>
-        <w:rPr>
-          <w:rFonts w:ascii="Times New Roman" w:hAnsi="Times New Roman"/>
-          <w:sz w:val="28"/>
-          <w:szCs w:val="28"/>
-        </w:rPr>
-      </w:pPr>
-      <w:r>
-        <w:rPr>
-          <w:rFonts w:ascii="Times New Roman" w:hAnsi="Times New Roman"/>
-          <w:sz w:val="28"/>
-          <w:szCs w:val="28"/>
-        </w:rPr>
-        <w:t xml:space="preserve"> </w:t>
-      </w:r>
-    </w:p>
-    <w:p>
-      <w:pPr>
-        <w:pStyle w:val="1"/>
-        <w:jc w:val="right"/>
-        <w:rPr>
-          <w:rFonts w:ascii="Times New Roman" w:hAnsi="Times New Roman"/>
-          <w:sz w:val="28"/>
-          <w:szCs w:val="28"/>
-        </w:rPr>
-      </w:pPr>
-      <w:r>
-        <w:rPr>
-          <w:rFonts w:ascii="Times New Roman" w:hAnsi="Times New Roman"/>
-          <w:sz w:val="28"/>
-          <w:szCs w:val="28"/>
-        </w:rPr>
-        <w:t xml:space="preserve"> </w:t>
-      </w:r>
-    </w:p>
-    <w:p>
-      <w:pPr>
-        <w:pStyle w:val="1"/>
-        <w:jc w:val="right"/>
-        <w:rPr>
-          <w:rFonts w:ascii="Times New Roman" w:hAnsi="Times New Roman"/>
-          <w:sz w:val="28"/>
-          <w:szCs w:val="28"/>
-        </w:rPr>
-      </w:pPr>
-      <w:r>
-        <w:rPr>
-          <w:rFonts w:ascii="Times New Roman" w:hAnsi="Times New Roman"/>
-          <w:sz w:val="28"/>
-          <w:szCs w:val="28"/>
-        </w:rPr>
-        <w:t xml:space="preserve"> </w:t>
-      </w:r>
-    </w:p>
-    <w:p>
-      <w:pPr>
-        <w:pStyle w:val="1"/>
-        <w:jc w:val="right"/>
-        <w:rPr>
-          <w:rFonts w:ascii="Times New Roman" w:hAnsi="Times New Roman"/>
-          <w:sz w:val="28"/>
-          <w:szCs w:val="28"/>
-        </w:rPr>
-      </w:pPr>
-      <w:r>
-        <w:rPr>
-          <w:rFonts w:ascii="Times New Roman" w:hAnsi="Times New Roman"/>
-          <w:sz w:val="28"/>
-          <w:szCs w:val="28"/>
-        </w:rPr>
-        <w:t xml:space="preserve"> </w:t>
-      </w:r>
-    </w:p>
-    <w:p>
-      <w:pPr>
-        <w:pStyle w:val="1"/>
-        <w:jc w:val="right"/>
-        <w:rPr>
-          <w:rFonts w:ascii="Times New Roman" w:hAnsi="Times New Roman"/>
-          <w:sz w:val="28"/>
-          <w:szCs w:val="28"/>
-        </w:rPr>
-      </w:pPr>
-    </w:p>
-    <w:p>
-      <w:pPr>
-        <w:pStyle w:val="1"/>
-        <w:jc w:val="right"/>
-        <w:rPr>
-          <w:rFonts w:ascii="Times New Roman" w:hAnsi="Times New Roman"/>
-          <w:sz w:val="28"/>
-          <w:szCs w:val="28"/>
-        </w:rPr>
-      </w:pPr>
-    </w:p>
-    <w:p>
-      <w:pPr>
-        <w:pStyle w:val="1"/>
-        <w:jc w:val="right"/>
-        <w:rPr>
-          <w:rFonts w:ascii="Times New Roman" w:hAnsi="Times New Roman"/>
-          <w:sz w:val="28"/>
-          <w:szCs w:val="28"/>
-        </w:rPr>
-      </w:pPr>
-    </w:p>
-    <w:p>
-      <w:pPr>
-        <w:pStyle w:val="1"/>
-        <w:jc w:val="right"/>
-        <w:rPr>
-          <w:rFonts w:ascii="Times New Roman" w:hAnsi="Times New Roman"/>
-          <w:sz w:val="28"/>
-          <w:szCs w:val="28"/>
-        </w:rPr>
-      </w:pPr>
-    </w:p>
-    <w:p>
-      <w:pPr>
-        <w:pStyle w:val="1"/>
-        <w:jc w:val="right"/>
-        <w:rPr>
-          <w:rFonts w:ascii="Times New Roman" w:eastAsia="DengXian" w:hAnsi="Times New Roman"/>
-          <w:sz w:val="28"/>
-          <w:szCs w:val="28"/>
-        </w:rPr>
-      </w:pPr>
-    </w:p>
-    <w:p>
-      <w:pPr>
-        <w:pStyle w:val="1"/>
-        <w:jc w:val="right"/>
-        <w:rPr>
-          <w:rFonts w:ascii="Times New Roman" w:eastAsia="DengXian" w:hAnsi="Times New Roman"/>
-          <w:sz w:val="28"/>
-          <w:szCs w:val="28"/>
-        </w:rPr>
-      </w:pPr>
-    </w:p>
-    <w:p>
-      <w:pPr>
-        <w:pStyle w:val="1"/>
         <w:jc w:val="center"/>
         <w:rPr>
           <w:rFonts w:ascii="Times New Roman" w:eastAsia="DengXian" w:hAnsi="Times New Roman"/>
@@ -1007,7 +998,6 @@
           <w:sz w:val="28"/>
           <w:szCs w:val="28"/>
         </w:rPr>
-        <w:lastRenderedPageBreak/>
         <w:t>Минск 2024</w:t>
       </w:r>
     </w:p>
@@ -1029,6 +1019,7 @@
           <w:szCs w:val="32"/>
           <w:lang w:val="ru-RU"/>
         </w:rPr>
+        <w:lastRenderedPageBreak/>
         <w:t>Лабораторная работа №2</w:t>
       </w:r>
     </w:p>
@@ -1041,7 +1032,7 @@
           <w:bCs/>
           <w:sz w:val="28"/>
           <w:szCs w:val="28"/>
-          <w:lang w:val="en-US"/>
+          <w:lang w:val="ru-RU"/>
         </w:rPr>
       </w:pPr>
       <w:r>
@@ -1062,7 +1053,7 @@
           <w:bCs/>
           <w:sz w:val="28"/>
           <w:szCs w:val="28"/>
-          <w:lang w:val="en-US"/>
+          <w:lang w:val="ru-RU"/>
         </w:rPr>
         <w:t>:</w:t>
       </w:r>
@@ -1610,7 +1601,6 @@
           <w:bCs/>
           <w:sz w:val="28"/>
           <w:szCs w:val="28"/>
-          <w:lang w:val="ru-RU"/>
         </w:rPr>
       </w:pPr>
     </w:p>
@@ -1772,7 +1762,6 @@
           <w:rFonts w:ascii="Times New Roman" w:eastAsia="DengXian" w:hAnsi="Times New Roman"/>
           <w:sz w:val="28"/>
           <w:szCs w:val="28"/>
-          <w:lang/>
         </w:rPr>
       </w:pPr>
     </w:p>
@@ -2030,7 +2019,6 @@
           <w:rFonts w:ascii="Times New Roman" w:eastAsia="DengXian" w:hAnsi="Times New Roman"/>
           <w:sz w:val="28"/>
           <w:szCs w:val="28"/>
-          <w:lang/>
         </w:rPr>
         <w:t>та модель представляет статью. Она содержит основные атрибуты, такие как заголовок, автор, дата публикации, тема (спорт) и содержание статьи.</w:t>
       </w:r>
@@ -2058,7 +2046,6 @@
           <w:rFonts w:ascii="Times New Roman" w:eastAsia="DengXian" w:hAnsi="Times New Roman"/>
           <w:sz w:val="28"/>
           <w:szCs w:val="28"/>
-          <w:lang/>
         </w:rPr>
         <w:t>одель является основной и связана с другими моделями через внешние ключи.</w:t>
       </w:r>
@@ -2423,7 +2410,6 @@
           <w:rFonts w:ascii="Times New Roman" w:eastAsia="DengXian" w:hAnsi="Times New Roman"/>
           <w:sz w:val="28"/>
           <w:szCs w:val="28"/>
-          <w:lang/>
         </w:rPr>
         <w:t>та модель хранит статистику частей речи (POS - Part of Speech) для каждой статьи. Она позволяет отслеживать, сколько раз каждая часть речи встречается в тексте статьи.</w:t>
       </w:r>
@@ -2441,7 +2427,6 @@
           <w:rFonts w:ascii="Times New Roman" w:eastAsia="DengXian" w:hAnsi="Times New Roman"/>
           <w:sz w:val="28"/>
           <w:szCs w:val="28"/>
-          <w:lang/>
         </w:rPr>
         <w:t xml:space="preserve">Каждая запись в </w:t>
       </w:r>
@@ -2452,7 +2437,6 @@
           <w:bCs/>
           <w:sz w:val="28"/>
           <w:szCs w:val="28"/>
-          <w:lang/>
         </w:rPr>
         <w:t>POSStats</w:t>
       </w:r>
@@ -2461,7 +2445,6 @@
           <w:rFonts w:ascii="Times New Roman" w:eastAsia="DengXian" w:hAnsi="Times New Roman"/>
           <w:sz w:val="28"/>
           <w:szCs w:val="28"/>
-          <w:lang/>
         </w:rPr>
         <w:t xml:space="preserve"> относится к одной статье.</w:t>
       </w:r>
@@ -2573,7 +2556,6 @@
         <w:t>=</w:t>
       </w:r>
       <w:proofErr w:type="spellStart"/>
-      <w:proofErr w:type="gramStart"/>
       <w:r>
         <w:rPr>
           <w:rFonts w:ascii="Times New Roman" w:eastAsia="DengXian" w:hAnsi="Times New Roman"/>
@@ -2586,7 +2568,6 @@
         <w:t>models.CASCADE</w:t>
       </w:r>
       <w:proofErr w:type="spellEnd"/>
-      <w:proofErr w:type="gramEnd"/>
       <w:r>
         <w:rPr>
           <w:rFonts w:ascii="Times New Roman" w:eastAsia="DengXian" w:hAnsi="Times New Roman"/>
@@ -2752,7 +2733,6 @@
           <w:rFonts w:ascii="Times New Roman" w:eastAsia="DengXian" w:hAnsi="Times New Roman"/>
           <w:sz w:val="28"/>
           <w:szCs w:val="28"/>
-          <w:lang/>
         </w:rPr>
         <w:t>та модель хранит результаты анализа слов в статье. Она содержит информацию о каждом слове, его лемме, части речи, морфологических признаках и частоте встречаемости.</w:t>
       </w:r>
@@ -2770,7 +2750,6 @@
           <w:rFonts w:ascii="Times New Roman" w:eastAsia="DengXian" w:hAnsi="Times New Roman"/>
           <w:sz w:val="28"/>
           <w:szCs w:val="28"/>
-          <w:lang/>
         </w:rPr>
         <w:t xml:space="preserve">Каждая запись в </w:t>
       </w:r>
@@ -2781,7 +2760,6 @@
           <w:bCs/>
           <w:sz w:val="28"/>
           <w:szCs w:val="28"/>
-          <w:lang/>
         </w:rPr>
         <w:t>WordAnalysis</w:t>
       </w:r>
@@ -2790,7 +2768,6 @@
           <w:rFonts w:ascii="Times New Roman" w:eastAsia="DengXian" w:hAnsi="Times New Roman"/>
           <w:sz w:val="28"/>
           <w:szCs w:val="28"/>
-          <w:lang/>
         </w:rPr>
         <w:t xml:space="preserve"> относится к одной статье.</w:t>
       </w:r>
@@ -3336,6 +3313,7 @@
       <w:r>
         <w:rPr>
           <w:rFonts w:ascii="Times New Roman" w:eastAsia="DengXian" w:hAnsi="Times New Roman"/>
+          <w:noProof/>
           <w:sz w:val="28"/>
           <w:szCs w:val="28"/>
           <w:lang w:val="ru-RU"/>
@@ -3387,73 +3365,41 @@
           <w:bCs/>
           <w:sz w:val="28"/>
           <w:szCs w:val="28"/>
+        </w:rPr>
+      </w:pPr>
+      <w:r>
+        <w:t xml:space="preserve">Рис. </w:t>
+      </w:r>
+      <w:fldSimple w:instr=" SEQ Рис. \* ARABIC ">
+        <w:r>
+          <w:rPr>
+            <w:noProof/>
+          </w:rPr>
+          <w:t>1</w:t>
+        </w:r>
+      </w:fldSimple>
+      <w:r>
+        <w:t xml:space="preserve"> </w:t>
+      </w:r>
+      <w:r>
+        <w:t xml:space="preserve">– </w:t>
+      </w:r>
+      <w:r>
+        <w:t>пример хранения информации в базе данных,</w:t>
+      </w:r>
+      <w:r>
+        <w:t xml:space="preserve"> </w:t>
+      </w:r>
+      <w:r>
+        <w:t xml:space="preserve">модель </w:t>
+      </w:r>
+      <w:r>
+        <w:rPr>
           <w:lang w:val="en-US"/>
         </w:rPr>
-      </w:pPr>
-      <w:r>
-        <w:t xml:space="preserve">Рис. </w:t>
-      </w:r>
-      <w:r>
-        <w:fldChar w:fldCharType="begin"/>
-      </w:r>
-      <w:r>
-        <w:instrText xml:space="preserve"> SEQ Рис. \* ARABIC </w:instrText>
-      </w:r>
-      <w:r>
-        <w:fldChar w:fldCharType="separate"/>
-      </w:r>
-      <w:r>
-        <w:rPr>
-          <w:noProof/>
-        </w:rPr>
-        <w:t>1</w:t>
-      </w:r>
-      <w:r>
-        <w:rPr>
-          <w:noProof/>
-        </w:rPr>
-        <w:fldChar w:fldCharType="end"/>
-      </w:r>
-      <w:r>
-        <w:rPr>
-          <w:lang w:val="ru-RU"/>
-        </w:rPr>
-        <w:t xml:space="preserve"> </w:t>
-      </w:r>
-      <w:r>
-        <w:rPr>
-          <w:lang w:val="ru-RU"/>
-        </w:rPr>
-        <w:t xml:space="preserve">– </w:t>
-      </w:r>
-      <w:r>
-        <w:rPr>
-          <w:lang w:val="ru-RU"/>
-        </w:rPr>
-        <w:t>пример хранения информации в базе данных,</w:t>
-      </w:r>
-      <w:r>
-        <w:rPr>
-          <w:lang w:val="ru-RU"/>
-        </w:rPr>
-        <w:t xml:space="preserve"> </w:t>
-      </w:r>
-      <w:r>
-        <w:rPr>
-          <w:lang w:val="ru-RU"/>
-        </w:rPr>
-        <w:t xml:space="preserve">модель </w:t>
-      </w:r>
-      <w:r>
-        <w:rPr>
-          <w:lang w:val="en-US"/>
-        </w:rPr>
         <w:t>Article</w:t>
       </w:r>
       <w:r>
-        <w:rPr>
-          <w:lang w:val="ru-RU"/>
-        </w:rPr>
         <w:t xml:space="preserve"> (1)</w:t>
       </w:r>
     </w:p>
@@ -3461,13 +3407,11 @@
       <w:pPr>
         <w:pStyle w:val="a3"/>
         <w:jc w:val="center"/>
-        <w:rPr>
-          <w:lang w:val="ru-RU"/>
-        </w:rPr>
-      </w:pPr>
-      <w:r>
-        <w:rPr>
-          <w:rFonts w:ascii="Times New Roman" w:eastAsia="DengXian" w:hAnsi="Times New Roman"/>
+      </w:pPr>
+      <w:r>
+        <w:rPr>
+          <w:rFonts w:ascii="Times New Roman" w:eastAsia="DengXian" w:hAnsi="Times New Roman"/>
+          <w:noProof/>
           <w:sz w:val="28"/>
           <w:szCs w:val="28"/>
           <w:lang w:val="en-US"/>
@@ -3513,7 +3457,6 @@
           <w:rFonts w:ascii="Times New Roman" w:eastAsia="DengXian" w:hAnsi="Times New Roman"/>
           <w:sz w:val="28"/>
           <w:szCs w:val="28"/>
-          <w:lang w:val="ru-RU"/>
         </w:rPr>
         <w:br/>
       </w:r>
@@ -3521,39 +3464,21 @@
         <w:t xml:space="preserve">Рис. </w:t>
       </w:r>
       <w:r>
-        <w:rPr>
-          <w:lang w:val="ru-RU"/>
-        </w:rPr>
         <w:t>2</w:t>
       </w:r>
       <w:r>
-        <w:rPr>
-          <w:lang w:val="ru-RU"/>
-        </w:rPr>
         <w:t xml:space="preserve"> </w:t>
       </w:r>
       <w:r>
-        <w:rPr>
-          <w:lang w:val="ru-RU"/>
-        </w:rPr>
         <w:t xml:space="preserve">– </w:t>
       </w:r>
       <w:r>
-        <w:rPr>
-          <w:lang w:val="ru-RU"/>
-        </w:rPr>
         <w:t>пример хранения информации в базе данных,</w:t>
       </w:r>
       <w:r>
-        <w:rPr>
-          <w:lang w:val="ru-RU"/>
-        </w:rPr>
         <w:t xml:space="preserve"> </w:t>
       </w:r>
       <w:r>
-        <w:rPr>
-          <w:lang w:val="ru-RU"/>
-        </w:rPr>
         <w:t xml:space="preserve">модель </w:t>
       </w:r>
       <w:r>
@@ -3563,9 +3488,6 @@
         <w:t>Article</w:t>
       </w:r>
       <w:r>
-        <w:rPr>
-          <w:lang w:val="ru-RU"/>
-        </w:rPr>
         <w:t xml:space="preserve"> (2)</w:t>
       </w:r>
     </w:p>
@@ -3577,7 +3499,7 @@
       </w:pPr>
       <w:r>
         <w:rPr>
-          <w:lang w:val="ru-RU"/>
+          <w:noProof/>
         </w:rPr>
         <w:drawing>
           <wp:inline distT="0" distB="0" distL="0" distR="0" wp14:anchorId="5DBCE24F" wp14:editId="3242DE52">
@@ -3620,53 +3542,29 @@
       <w:pPr>
         <w:pStyle w:val="a3"/>
         <w:jc w:val="center"/>
-        <w:rPr>
-          <w:lang w:val="ru-RU"/>
-        </w:rPr>
       </w:pPr>
       <w:r>
         <w:t xml:space="preserve">Рис. </w:t>
       </w:r>
       <w:r>
-        <w:rPr>
-          <w:lang w:val="ru-RU"/>
-        </w:rPr>
         <w:t>3</w:t>
       </w:r>
       <w:r>
-        <w:rPr>
-          <w:lang w:val="ru-RU"/>
-        </w:rPr>
         <w:t xml:space="preserve"> </w:t>
       </w:r>
       <w:r>
-        <w:rPr>
-          <w:lang w:val="ru-RU"/>
-        </w:rPr>
         <w:t xml:space="preserve">– </w:t>
       </w:r>
       <w:r>
-        <w:rPr>
-          <w:lang w:val="ru-RU"/>
-        </w:rPr>
         <w:t>пример хранения информации в базе данных,</w:t>
       </w:r>
       <w:r>
-        <w:rPr>
-          <w:lang w:val="ru-RU"/>
-        </w:rPr>
         <w:t xml:space="preserve"> </w:t>
       </w:r>
       <w:r>
-        <w:rPr>
-          <w:lang w:val="ru-RU"/>
-        </w:rPr>
         <w:t>модель</w:t>
       </w:r>
       <w:r>
-        <w:rPr>
-          <w:lang w:val="ru-RU"/>
-        </w:rPr>
         <w:t xml:space="preserve"> </w:t>
       </w:r>
       <w:proofErr w:type="spellStart"/>
@@ -3686,7 +3584,7 @@
       </w:pPr>
       <w:r>
         <w:rPr>
-          <w:lang w:val="ru-RU"/>
+          <w:noProof/>
         </w:rPr>
         <w:lastRenderedPageBreak/>
         <w:drawing>
@@ -3730,53 +3628,29 @@
       <w:pPr>
         <w:pStyle w:val="a3"/>
         <w:jc w:val="center"/>
-        <w:rPr>
-          <w:lang w:val="ru-RU"/>
-        </w:rPr>
       </w:pPr>
       <w:r>
         <w:t xml:space="preserve">Рис. </w:t>
       </w:r>
       <w:r>
-        <w:rPr>
-          <w:lang w:val="ru-RU"/>
-        </w:rPr>
         <w:t>4</w:t>
       </w:r>
       <w:r>
-        <w:rPr>
-          <w:lang w:val="ru-RU"/>
-        </w:rPr>
         <w:t xml:space="preserve"> </w:t>
       </w:r>
       <w:r>
-        <w:rPr>
-          <w:lang w:val="ru-RU"/>
-        </w:rPr>
         <w:t xml:space="preserve">– </w:t>
       </w:r>
       <w:r>
-        <w:rPr>
-          <w:lang w:val="ru-RU"/>
-        </w:rPr>
         <w:t>пример хранения информации в базе данных,</w:t>
       </w:r>
       <w:r>
-        <w:rPr>
-          <w:lang w:val="ru-RU"/>
-        </w:rPr>
         <w:t xml:space="preserve"> </w:t>
       </w:r>
       <w:r>
-        <w:rPr>
-          <w:lang w:val="ru-RU"/>
-        </w:rPr>
         <w:t>модель</w:t>
       </w:r>
       <w:r>
-        <w:rPr>
-          <w:lang w:val="ru-RU"/>
-        </w:rPr>
         <w:t xml:space="preserve"> </w:t>
       </w:r>
       <w:proofErr w:type="spellStart"/>
@@ -3788,20 +3662,13 @@
       </w:r>
       <w:proofErr w:type="spellEnd"/>
     </w:p>
-    <w:p>
-      <w:pPr>
-        <w:rPr>
-          <w:lang w:val="ru-RU"/>
-        </w:rPr>
-      </w:pPr>
-    </w:p>
-    <w:p>
-      <w:pPr>
-        <w:rPr>
-          <w:rFonts w:ascii="Times New Roman" w:hAnsi="Times New Roman" w:cs="Times New Roman"/>
-          <w:sz w:val="28"/>
-          <w:szCs w:val="28"/>
-          <w:lang w:val="en-US"/>
+    <w:p/>
+    <w:p>
+      <w:pPr>
+        <w:rPr>
+          <w:rFonts w:ascii="Times New Roman" w:hAnsi="Times New Roman" w:cs="Times New Roman"/>
+          <w:sz w:val="28"/>
+          <w:szCs w:val="28"/>
         </w:rPr>
       </w:pPr>
       <w:r>
@@ -3823,17 +3690,15 @@
           <w:rFonts w:ascii="Times New Roman" w:hAnsi="Times New Roman" w:cs="Times New Roman"/>
           <w:sz w:val="28"/>
           <w:szCs w:val="28"/>
-          <w:lang w:val="ru-RU"/>
-        </w:rPr>
-      </w:pPr>
-      <w:r>
-        <w:rPr>
-          <w:rFonts w:ascii="Times New Roman" w:hAnsi="Times New Roman" w:cs="Times New Roman"/>
-          <w:b/>
-          <w:bCs/>
-          <w:sz w:val="28"/>
-          <w:szCs w:val="28"/>
-          <w:lang w:val="ru-RU"/>
+        </w:rPr>
+      </w:pPr>
+      <w:r>
+        <w:rPr>
+          <w:rFonts w:ascii="Times New Roman" w:hAnsi="Times New Roman" w:cs="Times New Roman"/>
+          <w:b/>
+          <w:bCs/>
+          <w:sz w:val="28"/>
+          <w:szCs w:val="28"/>
         </w:rPr>
         <w:t>VERB</w:t>
       </w:r>
@@ -3842,7 +3707,6 @@
           <w:rFonts w:ascii="Times New Roman" w:hAnsi="Times New Roman" w:cs="Times New Roman"/>
           <w:sz w:val="28"/>
           <w:szCs w:val="28"/>
-          <w:lang w:val="ru-RU"/>
         </w:rPr>
         <w:t xml:space="preserve">: </w:t>
       </w:r>
@@ -3851,7 +3715,6 @@
           <w:rFonts w:ascii="Times New Roman" w:hAnsi="Times New Roman" w:cs="Times New Roman"/>
           <w:sz w:val="28"/>
           <w:szCs w:val="28"/>
-          <w:lang w:val="ru-RU"/>
         </w:rPr>
         <w:t>г</w:t>
       </w:r>
@@ -3860,7 +3723,6 @@
           <w:rFonts w:ascii="Times New Roman" w:hAnsi="Times New Roman" w:cs="Times New Roman"/>
           <w:sz w:val="28"/>
           <w:szCs w:val="28"/>
-          <w:lang w:val="ru-RU"/>
         </w:rPr>
         <w:t>лагол</w:t>
       </w:r>
@@ -3875,17 +3737,15 @@
           <w:rFonts w:ascii="Times New Roman" w:hAnsi="Times New Roman" w:cs="Times New Roman"/>
           <w:sz w:val="28"/>
           <w:szCs w:val="28"/>
-          <w:lang w:val="ru-RU"/>
-        </w:rPr>
-      </w:pPr>
-      <w:r>
-        <w:rPr>
-          <w:rFonts w:ascii="Times New Roman" w:hAnsi="Times New Roman" w:cs="Times New Roman"/>
-          <w:b/>
-          <w:bCs/>
-          <w:sz w:val="28"/>
-          <w:szCs w:val="28"/>
-          <w:lang w:val="ru-RU"/>
+        </w:rPr>
+      </w:pPr>
+      <w:r>
+        <w:rPr>
+          <w:rFonts w:ascii="Times New Roman" w:hAnsi="Times New Roman" w:cs="Times New Roman"/>
+          <w:b/>
+          <w:bCs/>
+          <w:sz w:val="28"/>
+          <w:szCs w:val="28"/>
         </w:rPr>
         <w:t>PRON</w:t>
       </w:r>
@@ -3894,7 +3754,6 @@
           <w:rFonts w:ascii="Times New Roman" w:hAnsi="Times New Roman" w:cs="Times New Roman"/>
           <w:sz w:val="28"/>
           <w:szCs w:val="28"/>
-          <w:lang w:val="ru-RU"/>
         </w:rPr>
         <w:t xml:space="preserve">: </w:t>
       </w:r>
@@ -3903,7 +3762,6 @@
           <w:rFonts w:ascii="Times New Roman" w:hAnsi="Times New Roman" w:cs="Times New Roman"/>
           <w:sz w:val="28"/>
           <w:szCs w:val="28"/>
-          <w:lang w:val="ru-RU"/>
         </w:rPr>
         <w:t>м</w:t>
       </w:r>
@@ -3912,7 +3770,6 @@
           <w:rFonts w:ascii="Times New Roman" w:hAnsi="Times New Roman" w:cs="Times New Roman"/>
           <w:sz w:val="28"/>
           <w:szCs w:val="28"/>
-          <w:lang w:val="ru-RU"/>
         </w:rPr>
         <w:t>естоимение</w:t>
       </w:r>
@@ -3927,17 +3784,15 @@
           <w:rFonts w:ascii="Times New Roman" w:hAnsi="Times New Roman" w:cs="Times New Roman"/>
           <w:sz w:val="28"/>
           <w:szCs w:val="28"/>
-          <w:lang w:val="ru-RU"/>
-        </w:rPr>
-      </w:pPr>
-      <w:r>
-        <w:rPr>
-          <w:rFonts w:ascii="Times New Roman" w:hAnsi="Times New Roman" w:cs="Times New Roman"/>
-          <w:b/>
-          <w:bCs/>
-          <w:sz w:val="28"/>
-          <w:szCs w:val="28"/>
-          <w:lang w:val="ru-RU"/>
+        </w:rPr>
+      </w:pPr>
+      <w:r>
+        <w:rPr>
+          <w:rFonts w:ascii="Times New Roman" w:hAnsi="Times New Roman" w:cs="Times New Roman"/>
+          <w:b/>
+          <w:bCs/>
+          <w:sz w:val="28"/>
+          <w:szCs w:val="28"/>
         </w:rPr>
         <w:t>ADJ</w:t>
       </w:r>
@@ -3946,7 +3801,6 @@
           <w:rFonts w:ascii="Times New Roman" w:hAnsi="Times New Roman" w:cs="Times New Roman"/>
           <w:sz w:val="28"/>
           <w:szCs w:val="28"/>
-          <w:lang w:val="ru-RU"/>
         </w:rPr>
         <w:t xml:space="preserve">: </w:t>
       </w:r>
@@ -3955,7 +3809,6 @@
           <w:rFonts w:ascii="Times New Roman" w:hAnsi="Times New Roman" w:cs="Times New Roman"/>
           <w:sz w:val="28"/>
           <w:szCs w:val="28"/>
-          <w:lang w:val="ru-RU"/>
         </w:rPr>
         <w:t>п</w:t>
       </w:r>
@@ -3964,7 +3817,6 @@
           <w:rFonts w:ascii="Times New Roman" w:hAnsi="Times New Roman" w:cs="Times New Roman"/>
           <w:sz w:val="28"/>
           <w:szCs w:val="28"/>
-          <w:lang w:val="ru-RU"/>
         </w:rPr>
         <w:t>рилагательное</w:t>
       </w:r>
@@ -3979,17 +3831,15 @@
           <w:rFonts w:ascii="Times New Roman" w:hAnsi="Times New Roman" w:cs="Times New Roman"/>
           <w:sz w:val="28"/>
           <w:szCs w:val="28"/>
-          <w:lang w:val="ru-RU"/>
-        </w:rPr>
-      </w:pPr>
-      <w:r>
-        <w:rPr>
-          <w:rFonts w:ascii="Times New Roman" w:hAnsi="Times New Roman" w:cs="Times New Roman"/>
-          <w:b/>
-          <w:bCs/>
-          <w:sz w:val="28"/>
-          <w:szCs w:val="28"/>
-          <w:lang w:val="ru-RU"/>
+        </w:rPr>
+      </w:pPr>
+      <w:r>
+        <w:rPr>
+          <w:rFonts w:ascii="Times New Roman" w:hAnsi="Times New Roman" w:cs="Times New Roman"/>
+          <w:b/>
+          <w:bCs/>
+          <w:sz w:val="28"/>
+          <w:szCs w:val="28"/>
         </w:rPr>
         <w:t>NOUN</w:t>
       </w:r>
@@ -3998,7 +3848,6 @@
           <w:rFonts w:ascii="Times New Roman" w:hAnsi="Times New Roman" w:cs="Times New Roman"/>
           <w:sz w:val="28"/>
           <w:szCs w:val="28"/>
-          <w:lang w:val="ru-RU"/>
         </w:rPr>
         <w:t>:</w:t>
       </w:r>
@@ -4007,7 +3856,6 @@
           <w:rFonts w:ascii="Times New Roman" w:hAnsi="Times New Roman" w:cs="Times New Roman"/>
           <w:sz w:val="28"/>
           <w:szCs w:val="28"/>
-          <w:lang w:val="ru-RU"/>
         </w:rPr>
         <w:t xml:space="preserve"> с</w:t>
       </w:r>
@@ -4016,7 +3864,6 @@
           <w:rFonts w:ascii="Times New Roman" w:hAnsi="Times New Roman" w:cs="Times New Roman"/>
           <w:sz w:val="28"/>
           <w:szCs w:val="28"/>
-          <w:lang w:val="ru-RU"/>
         </w:rPr>
         <w:t>уществительное</w:t>
       </w:r>
@@ -4031,17 +3878,15 @@
           <w:rFonts w:ascii="Times New Roman" w:hAnsi="Times New Roman" w:cs="Times New Roman"/>
           <w:sz w:val="28"/>
           <w:szCs w:val="28"/>
-          <w:lang w:val="ru-RU"/>
-        </w:rPr>
-      </w:pPr>
-      <w:r>
-        <w:rPr>
-          <w:rFonts w:ascii="Times New Roman" w:hAnsi="Times New Roman" w:cs="Times New Roman"/>
-          <w:b/>
-          <w:bCs/>
-          <w:sz w:val="28"/>
-          <w:szCs w:val="28"/>
-          <w:lang w:val="ru-RU"/>
+        </w:rPr>
+      </w:pPr>
+      <w:r>
+        <w:rPr>
+          <w:rFonts w:ascii="Times New Roman" w:hAnsi="Times New Roman" w:cs="Times New Roman"/>
+          <w:b/>
+          <w:bCs/>
+          <w:sz w:val="28"/>
+          <w:szCs w:val="28"/>
         </w:rPr>
         <w:t>ADV</w:t>
       </w:r>
@@ -4050,7 +3895,6 @@
           <w:rFonts w:ascii="Times New Roman" w:hAnsi="Times New Roman" w:cs="Times New Roman"/>
           <w:sz w:val="28"/>
           <w:szCs w:val="28"/>
-          <w:lang w:val="ru-RU"/>
         </w:rPr>
         <w:t xml:space="preserve">: </w:t>
       </w:r>
@@ -4059,7 +3903,6 @@
           <w:rFonts w:ascii="Times New Roman" w:hAnsi="Times New Roman" w:cs="Times New Roman"/>
           <w:sz w:val="28"/>
           <w:szCs w:val="28"/>
-          <w:lang w:val="ru-RU"/>
         </w:rPr>
         <w:t>н</w:t>
       </w:r>
@@ -4068,7 +3911,6 @@
           <w:rFonts w:ascii="Times New Roman" w:hAnsi="Times New Roman" w:cs="Times New Roman"/>
           <w:sz w:val="28"/>
           <w:szCs w:val="28"/>
-          <w:lang w:val="ru-RU"/>
         </w:rPr>
         <w:t>аречие</w:t>
       </w:r>
@@ -4083,17 +3925,15 @@
           <w:rFonts w:ascii="Times New Roman" w:hAnsi="Times New Roman" w:cs="Times New Roman"/>
           <w:sz w:val="28"/>
           <w:szCs w:val="28"/>
-          <w:lang w:val="ru-RU"/>
-        </w:rPr>
-      </w:pPr>
-      <w:r>
-        <w:rPr>
-          <w:rFonts w:ascii="Times New Roman" w:hAnsi="Times New Roman" w:cs="Times New Roman"/>
-          <w:b/>
-          <w:bCs/>
-          <w:sz w:val="28"/>
-          <w:szCs w:val="28"/>
-          <w:lang w:val="ru-RU"/>
+        </w:rPr>
+      </w:pPr>
+      <w:r>
+        <w:rPr>
+          <w:rFonts w:ascii="Times New Roman" w:hAnsi="Times New Roman" w:cs="Times New Roman"/>
+          <w:b/>
+          <w:bCs/>
+          <w:sz w:val="28"/>
+          <w:szCs w:val="28"/>
         </w:rPr>
         <w:t>ADP</w:t>
       </w:r>
@@ -4102,7 +3942,6 @@
           <w:rFonts w:ascii="Times New Roman" w:hAnsi="Times New Roman" w:cs="Times New Roman"/>
           <w:sz w:val="28"/>
           <w:szCs w:val="28"/>
-          <w:lang w:val="ru-RU"/>
         </w:rPr>
         <w:t xml:space="preserve">: </w:t>
       </w:r>
@@ -4111,7 +3950,6 @@
           <w:rFonts w:ascii="Times New Roman" w:hAnsi="Times New Roman" w:cs="Times New Roman"/>
           <w:sz w:val="28"/>
           <w:szCs w:val="28"/>
-          <w:lang w:val="ru-RU"/>
         </w:rPr>
         <w:t>п</w:t>
       </w:r>
@@ -4120,7 +3958,6 @@
           <w:rFonts w:ascii="Times New Roman" w:hAnsi="Times New Roman" w:cs="Times New Roman"/>
           <w:sz w:val="28"/>
           <w:szCs w:val="28"/>
-          <w:lang w:val="ru-RU"/>
         </w:rPr>
         <w:t>редлог</w:t>
       </w:r>
@@ -4135,17 +3972,15 @@
           <w:rFonts w:ascii="Times New Roman" w:hAnsi="Times New Roman" w:cs="Times New Roman"/>
           <w:sz w:val="28"/>
           <w:szCs w:val="28"/>
-          <w:lang w:val="ru-RU"/>
-        </w:rPr>
-      </w:pPr>
-      <w:r>
-        <w:rPr>
-          <w:rFonts w:ascii="Times New Roman" w:hAnsi="Times New Roman" w:cs="Times New Roman"/>
-          <w:b/>
-          <w:bCs/>
-          <w:sz w:val="28"/>
-          <w:szCs w:val="28"/>
-          <w:lang w:val="ru-RU"/>
+        </w:rPr>
+      </w:pPr>
+      <w:r>
+        <w:rPr>
+          <w:rFonts w:ascii="Times New Roman" w:hAnsi="Times New Roman" w:cs="Times New Roman"/>
+          <w:b/>
+          <w:bCs/>
+          <w:sz w:val="28"/>
+          <w:szCs w:val="28"/>
         </w:rPr>
         <w:t>DET</w:t>
       </w:r>
@@ -4154,7 +3989,6 @@
           <w:rFonts w:ascii="Times New Roman" w:hAnsi="Times New Roman" w:cs="Times New Roman"/>
           <w:sz w:val="28"/>
           <w:szCs w:val="28"/>
-          <w:lang w:val="ru-RU"/>
         </w:rPr>
         <w:t xml:space="preserve">: </w:t>
       </w:r>
@@ -4163,7 +3997,6 @@
           <w:rFonts w:ascii="Times New Roman" w:hAnsi="Times New Roman" w:cs="Times New Roman"/>
           <w:sz w:val="28"/>
           <w:szCs w:val="28"/>
-          <w:lang w:val="ru-RU"/>
         </w:rPr>
         <w:t>а</w:t>
       </w:r>
@@ -4172,7 +4005,6 @@
           <w:rFonts w:ascii="Times New Roman" w:hAnsi="Times New Roman" w:cs="Times New Roman"/>
           <w:sz w:val="28"/>
           <w:szCs w:val="28"/>
-          <w:lang w:val="ru-RU"/>
         </w:rPr>
         <w:t>ртикль/</w:t>
       </w:r>
@@ -4181,7 +4013,6 @@
           <w:rFonts w:ascii="Times New Roman" w:hAnsi="Times New Roman" w:cs="Times New Roman"/>
           <w:sz w:val="28"/>
           <w:szCs w:val="28"/>
-          <w:lang w:val="ru-RU"/>
         </w:rPr>
         <w:t>д</w:t>
       </w:r>
@@ -4190,7 +4021,6 @@
           <w:rFonts w:ascii="Times New Roman" w:hAnsi="Times New Roman" w:cs="Times New Roman"/>
           <w:sz w:val="28"/>
           <w:szCs w:val="28"/>
-          <w:lang w:val="ru-RU"/>
         </w:rPr>
         <w:t>етерминатив</w:t>
       </w:r>
@@ -4205,17 +4035,15 @@
           <w:rFonts w:ascii="Times New Roman" w:hAnsi="Times New Roman" w:cs="Times New Roman"/>
           <w:sz w:val="28"/>
           <w:szCs w:val="28"/>
-          <w:lang w:val="ru-RU"/>
-        </w:rPr>
-      </w:pPr>
-      <w:r>
-        <w:rPr>
-          <w:rFonts w:ascii="Times New Roman" w:hAnsi="Times New Roman" w:cs="Times New Roman"/>
-          <w:b/>
-          <w:bCs/>
-          <w:sz w:val="28"/>
-          <w:szCs w:val="28"/>
-          <w:lang w:val="ru-RU"/>
+        </w:rPr>
+      </w:pPr>
+      <w:r>
+        <w:rPr>
+          <w:rFonts w:ascii="Times New Roman" w:hAnsi="Times New Roman" w:cs="Times New Roman"/>
+          <w:b/>
+          <w:bCs/>
+          <w:sz w:val="28"/>
+          <w:szCs w:val="28"/>
         </w:rPr>
         <w:t>PROPN</w:t>
       </w:r>
@@ -4224,7 +4052,6 @@
           <w:rFonts w:ascii="Times New Roman" w:hAnsi="Times New Roman" w:cs="Times New Roman"/>
           <w:sz w:val="28"/>
           <w:szCs w:val="28"/>
-          <w:lang w:val="ru-RU"/>
         </w:rPr>
         <w:t xml:space="preserve">: </w:t>
       </w:r>
@@ -4233,7 +4060,6 @@
           <w:rFonts w:ascii="Times New Roman" w:hAnsi="Times New Roman" w:cs="Times New Roman"/>
           <w:sz w:val="28"/>
           <w:szCs w:val="28"/>
-          <w:lang w:val="ru-RU"/>
         </w:rPr>
         <w:t>и</w:t>
       </w:r>
@@ -4242,7 +4068,6 @@
           <w:rFonts w:ascii="Times New Roman" w:hAnsi="Times New Roman" w:cs="Times New Roman"/>
           <w:sz w:val="28"/>
           <w:szCs w:val="28"/>
-          <w:lang w:val="ru-RU"/>
         </w:rPr>
         <w:t>мя собственное</w:t>
       </w:r>
@@ -4257,17 +4082,15 @@
           <w:rFonts w:ascii="Times New Roman" w:hAnsi="Times New Roman" w:cs="Times New Roman"/>
           <w:sz w:val="28"/>
           <w:szCs w:val="28"/>
-          <w:lang w:val="ru-RU"/>
-        </w:rPr>
-      </w:pPr>
-      <w:r>
-        <w:rPr>
-          <w:rFonts w:ascii="Times New Roman" w:hAnsi="Times New Roman" w:cs="Times New Roman"/>
-          <w:b/>
-          <w:bCs/>
-          <w:sz w:val="28"/>
-          <w:szCs w:val="28"/>
-          <w:lang w:val="ru-RU"/>
+        </w:rPr>
+      </w:pPr>
+      <w:r>
+        <w:rPr>
+          <w:rFonts w:ascii="Times New Roman" w:hAnsi="Times New Roman" w:cs="Times New Roman"/>
+          <w:b/>
+          <w:bCs/>
+          <w:sz w:val="28"/>
+          <w:szCs w:val="28"/>
         </w:rPr>
         <w:t>CCONJ</w:t>
       </w:r>
@@ -4276,7 +4099,6 @@
           <w:rFonts w:ascii="Times New Roman" w:hAnsi="Times New Roman" w:cs="Times New Roman"/>
           <w:sz w:val="28"/>
           <w:szCs w:val="28"/>
-          <w:lang w:val="ru-RU"/>
         </w:rPr>
         <w:t xml:space="preserve">: </w:t>
       </w:r>
@@ -4285,7 +4107,6 @@
           <w:rFonts w:ascii="Times New Roman" w:hAnsi="Times New Roman" w:cs="Times New Roman"/>
           <w:sz w:val="28"/>
           <w:szCs w:val="28"/>
-          <w:lang w:val="ru-RU"/>
         </w:rPr>
         <w:t>с</w:t>
       </w:r>
@@ -4294,7 +4115,6 @@
           <w:rFonts w:ascii="Times New Roman" w:hAnsi="Times New Roman" w:cs="Times New Roman"/>
           <w:sz w:val="28"/>
           <w:szCs w:val="28"/>
-          <w:lang w:val="ru-RU"/>
         </w:rPr>
         <w:t>очинительный союз</w:t>
       </w:r>
@@ -4309,17 +4129,15 @@
           <w:rFonts w:ascii="Times New Roman" w:hAnsi="Times New Roman" w:cs="Times New Roman"/>
           <w:sz w:val="28"/>
           <w:szCs w:val="28"/>
-          <w:lang w:val="ru-RU"/>
-        </w:rPr>
-      </w:pPr>
-      <w:r>
-        <w:rPr>
-          <w:rFonts w:ascii="Times New Roman" w:hAnsi="Times New Roman" w:cs="Times New Roman"/>
-          <w:b/>
-          <w:bCs/>
-          <w:sz w:val="28"/>
-          <w:szCs w:val="28"/>
-          <w:lang w:val="ru-RU"/>
+        </w:rPr>
+      </w:pPr>
+      <w:r>
+        <w:rPr>
+          <w:rFonts w:ascii="Times New Roman" w:hAnsi="Times New Roman" w:cs="Times New Roman"/>
+          <w:b/>
+          <w:bCs/>
+          <w:sz w:val="28"/>
+          <w:szCs w:val="28"/>
         </w:rPr>
         <w:t>AUX</w:t>
       </w:r>
@@ -4328,7 +4146,6 @@
           <w:rFonts w:ascii="Times New Roman" w:hAnsi="Times New Roman" w:cs="Times New Roman"/>
           <w:sz w:val="28"/>
           <w:szCs w:val="28"/>
-          <w:lang w:val="ru-RU"/>
         </w:rPr>
         <w:t xml:space="preserve">: </w:t>
       </w:r>
@@ -4337,7 +4154,6 @@
           <w:rFonts w:ascii="Times New Roman" w:hAnsi="Times New Roman" w:cs="Times New Roman"/>
           <w:sz w:val="28"/>
           <w:szCs w:val="28"/>
-          <w:lang w:val="ru-RU"/>
         </w:rPr>
         <w:t>в</w:t>
       </w:r>
@@ -4346,7 +4162,6 @@
           <w:rFonts w:ascii="Times New Roman" w:hAnsi="Times New Roman" w:cs="Times New Roman"/>
           <w:sz w:val="28"/>
           <w:szCs w:val="28"/>
-          <w:lang w:val="ru-RU"/>
         </w:rPr>
         <w:t>спомогательный глагол</w:t>
       </w:r>
@@ -4361,17 +4176,15 @@
           <w:rFonts w:ascii="Times New Roman" w:hAnsi="Times New Roman" w:cs="Times New Roman"/>
           <w:sz w:val="28"/>
           <w:szCs w:val="28"/>
-          <w:lang w:val="ru-RU"/>
-        </w:rPr>
-      </w:pPr>
-      <w:r>
-        <w:rPr>
-          <w:rFonts w:ascii="Times New Roman" w:hAnsi="Times New Roman" w:cs="Times New Roman"/>
-          <w:b/>
-          <w:bCs/>
-          <w:sz w:val="28"/>
-          <w:szCs w:val="28"/>
-          <w:lang w:val="ru-RU"/>
+        </w:rPr>
+      </w:pPr>
+      <w:r>
+        <w:rPr>
+          <w:rFonts w:ascii="Times New Roman" w:hAnsi="Times New Roman" w:cs="Times New Roman"/>
+          <w:b/>
+          <w:bCs/>
+          <w:sz w:val="28"/>
+          <w:szCs w:val="28"/>
         </w:rPr>
         <w:t>SCONJ</w:t>
       </w:r>
@@ -4380,7 +4193,6 @@
           <w:rFonts w:ascii="Times New Roman" w:hAnsi="Times New Roman" w:cs="Times New Roman"/>
           <w:sz w:val="28"/>
           <w:szCs w:val="28"/>
-          <w:lang w:val="ru-RU"/>
         </w:rPr>
         <w:t xml:space="preserve">: </w:t>
       </w:r>
@@ -4389,7 +4201,6 @@
           <w:rFonts w:ascii="Times New Roman" w:hAnsi="Times New Roman" w:cs="Times New Roman"/>
           <w:sz w:val="28"/>
           <w:szCs w:val="28"/>
-          <w:lang w:val="ru-RU"/>
         </w:rPr>
         <w:t>п</w:t>
       </w:r>
@@ -4398,7 +4209,6 @@
           <w:rFonts w:ascii="Times New Roman" w:hAnsi="Times New Roman" w:cs="Times New Roman"/>
           <w:sz w:val="28"/>
           <w:szCs w:val="28"/>
-          <w:lang w:val="ru-RU"/>
         </w:rPr>
         <w:t>одчинительный союз</w:t>
       </w:r>
@@ -4413,17 +4223,15 @@
           <w:rFonts w:ascii="Times New Roman" w:hAnsi="Times New Roman" w:cs="Times New Roman"/>
           <w:sz w:val="28"/>
           <w:szCs w:val="28"/>
-          <w:lang w:val="ru-RU"/>
-        </w:rPr>
-      </w:pPr>
-      <w:r>
-        <w:rPr>
-          <w:rFonts w:ascii="Times New Roman" w:hAnsi="Times New Roman" w:cs="Times New Roman"/>
-          <w:b/>
-          <w:bCs/>
-          <w:sz w:val="28"/>
-          <w:szCs w:val="28"/>
-          <w:lang w:val="ru-RU"/>
+        </w:rPr>
+      </w:pPr>
+      <w:r>
+        <w:rPr>
+          <w:rFonts w:ascii="Times New Roman" w:hAnsi="Times New Roman" w:cs="Times New Roman"/>
+          <w:b/>
+          <w:bCs/>
+          <w:sz w:val="28"/>
+          <w:szCs w:val="28"/>
         </w:rPr>
         <w:t>NUM</w:t>
       </w:r>
@@ -4432,7 +4240,6 @@
           <w:rFonts w:ascii="Times New Roman" w:hAnsi="Times New Roman" w:cs="Times New Roman"/>
           <w:sz w:val="28"/>
           <w:szCs w:val="28"/>
-          <w:lang w:val="ru-RU"/>
         </w:rPr>
         <w:t xml:space="preserve">: </w:t>
       </w:r>
@@ -4441,7 +4248,6 @@
           <w:rFonts w:ascii="Times New Roman" w:hAnsi="Times New Roman" w:cs="Times New Roman"/>
           <w:sz w:val="28"/>
           <w:szCs w:val="28"/>
-          <w:lang w:val="ru-RU"/>
         </w:rPr>
         <w:t>ч</w:t>
       </w:r>
@@ -4450,7 +4256,6 @@
           <w:rFonts w:ascii="Times New Roman" w:hAnsi="Times New Roman" w:cs="Times New Roman"/>
           <w:sz w:val="28"/>
           <w:szCs w:val="28"/>
-          <w:lang w:val="ru-RU"/>
         </w:rPr>
         <w:t>ислительное</w:t>
       </w:r>
@@ -4465,17 +4270,15 @@
           <w:rFonts w:ascii="Times New Roman" w:hAnsi="Times New Roman" w:cs="Times New Roman"/>
           <w:sz w:val="28"/>
           <w:szCs w:val="28"/>
-          <w:lang w:val="ru-RU"/>
-        </w:rPr>
-      </w:pPr>
-      <w:r>
-        <w:rPr>
-          <w:rFonts w:ascii="Times New Roman" w:hAnsi="Times New Roman" w:cs="Times New Roman"/>
-          <w:b/>
-          <w:bCs/>
-          <w:sz w:val="28"/>
-          <w:szCs w:val="28"/>
-          <w:lang w:val="ru-RU"/>
+        </w:rPr>
+      </w:pPr>
+      <w:r>
+        <w:rPr>
+          <w:rFonts w:ascii="Times New Roman" w:hAnsi="Times New Roman" w:cs="Times New Roman"/>
+          <w:b/>
+          <w:bCs/>
+          <w:sz w:val="28"/>
+          <w:szCs w:val="28"/>
         </w:rPr>
         <w:t>PART</w:t>
       </w:r>
@@ -4484,7 +4287,6 @@
           <w:rFonts w:ascii="Times New Roman" w:hAnsi="Times New Roman" w:cs="Times New Roman"/>
           <w:sz w:val="28"/>
           <w:szCs w:val="28"/>
-          <w:lang w:val="ru-RU"/>
         </w:rPr>
         <w:t xml:space="preserve">: </w:t>
       </w:r>
@@ -4493,7 +4295,6 @@
           <w:rFonts w:ascii="Times New Roman" w:hAnsi="Times New Roman" w:cs="Times New Roman"/>
           <w:sz w:val="28"/>
           <w:szCs w:val="28"/>
-          <w:lang w:val="ru-RU"/>
         </w:rPr>
         <w:t>ч</w:t>
       </w:r>
@@ -4502,7 +4303,6 @@
           <w:rFonts w:ascii="Times New Roman" w:hAnsi="Times New Roman" w:cs="Times New Roman"/>
           <w:sz w:val="28"/>
           <w:szCs w:val="28"/>
-          <w:lang w:val="ru-RU"/>
         </w:rPr>
         <w:t>астица</w:t>
       </w:r>
@@ -4517,17 +4317,15 @@
           <w:rFonts w:ascii="Times New Roman" w:hAnsi="Times New Roman" w:cs="Times New Roman"/>
           <w:sz w:val="28"/>
           <w:szCs w:val="28"/>
-          <w:lang w:val="ru-RU"/>
-        </w:rPr>
-      </w:pPr>
-      <w:r>
-        <w:rPr>
-          <w:rFonts w:ascii="Times New Roman" w:hAnsi="Times New Roman" w:cs="Times New Roman"/>
-          <w:b/>
-          <w:bCs/>
-          <w:sz w:val="28"/>
-          <w:szCs w:val="28"/>
-          <w:lang w:val="ru-RU"/>
+        </w:rPr>
+      </w:pPr>
+      <w:r>
+        <w:rPr>
+          <w:rFonts w:ascii="Times New Roman" w:hAnsi="Times New Roman" w:cs="Times New Roman"/>
+          <w:b/>
+          <w:bCs/>
+          <w:sz w:val="28"/>
+          <w:szCs w:val="28"/>
         </w:rPr>
         <w:t>INTJ</w:t>
       </w:r>
@@ -4536,7 +4334,6 @@
           <w:rFonts w:ascii="Times New Roman" w:hAnsi="Times New Roman" w:cs="Times New Roman"/>
           <w:sz w:val="28"/>
           <w:szCs w:val="28"/>
-          <w:lang w:val="ru-RU"/>
         </w:rPr>
         <w:t xml:space="preserve">: </w:t>
       </w:r>
@@ -4545,7 +4342,6 @@
           <w:rFonts w:ascii="Times New Roman" w:hAnsi="Times New Roman" w:cs="Times New Roman"/>
           <w:sz w:val="28"/>
           <w:szCs w:val="28"/>
-          <w:lang w:val="ru-RU"/>
         </w:rPr>
         <w:t>м</w:t>
       </w:r>
@@ -4554,7 +4350,6 @@
           <w:rFonts w:ascii="Times New Roman" w:hAnsi="Times New Roman" w:cs="Times New Roman"/>
           <w:sz w:val="28"/>
           <w:szCs w:val="28"/>
-          <w:lang w:val="ru-RU"/>
         </w:rPr>
         <w:t>еждометие</w:t>
       </w:r>
@@ -4569,17 +4364,15 @@
           <w:rFonts w:ascii="Times New Roman" w:hAnsi="Times New Roman" w:cs="Times New Roman"/>
           <w:sz w:val="28"/>
           <w:szCs w:val="28"/>
-          <w:lang w:val="ru-RU"/>
-        </w:rPr>
-      </w:pPr>
-      <w:r>
-        <w:rPr>
-          <w:rFonts w:ascii="Times New Roman" w:hAnsi="Times New Roman" w:cs="Times New Roman"/>
-          <w:b/>
-          <w:bCs/>
-          <w:sz w:val="28"/>
-          <w:szCs w:val="28"/>
-          <w:lang w:val="ru-RU"/>
+        </w:rPr>
+      </w:pPr>
+      <w:r>
+        <w:rPr>
+          <w:rFonts w:ascii="Times New Roman" w:hAnsi="Times New Roman" w:cs="Times New Roman"/>
+          <w:b/>
+          <w:bCs/>
+          <w:sz w:val="28"/>
+          <w:szCs w:val="28"/>
         </w:rPr>
         <w:t>SYM</w:t>
       </w:r>
@@ -4588,7 +4381,6 @@
           <w:rFonts w:ascii="Times New Roman" w:hAnsi="Times New Roman" w:cs="Times New Roman"/>
           <w:sz w:val="28"/>
           <w:szCs w:val="28"/>
-          <w:lang w:val="ru-RU"/>
         </w:rPr>
         <w:t xml:space="preserve">: </w:t>
       </w:r>
@@ -4597,7 +4389,6 @@
           <w:rFonts w:ascii="Times New Roman" w:hAnsi="Times New Roman" w:cs="Times New Roman"/>
           <w:sz w:val="28"/>
           <w:szCs w:val="28"/>
-          <w:lang w:val="ru-RU"/>
         </w:rPr>
         <w:t>с</w:t>
       </w:r>
@@ -4606,7 +4397,6 @@
           <w:rFonts w:ascii="Times New Roman" w:hAnsi="Times New Roman" w:cs="Times New Roman"/>
           <w:sz w:val="28"/>
           <w:szCs w:val="28"/>
-          <w:lang w:val="ru-RU"/>
         </w:rPr>
         <w:t>имвол</w:t>
       </w:r>
@@ -4621,17 +4411,15 @@
           <w:rFonts w:ascii="Times New Roman" w:hAnsi="Times New Roman" w:cs="Times New Roman"/>
           <w:sz w:val="28"/>
           <w:szCs w:val="28"/>
-          <w:lang w:val="ru-RU"/>
-        </w:rPr>
-      </w:pPr>
-      <w:r>
-        <w:rPr>
-          <w:rFonts w:ascii="Times New Roman" w:hAnsi="Times New Roman" w:cs="Times New Roman"/>
-          <w:b/>
-          <w:bCs/>
-          <w:sz w:val="28"/>
-          <w:szCs w:val="28"/>
-          <w:lang w:val="ru-RU"/>
+        </w:rPr>
+      </w:pPr>
+      <w:r>
+        <w:rPr>
+          <w:rFonts w:ascii="Times New Roman" w:hAnsi="Times New Roman" w:cs="Times New Roman"/>
+          <w:b/>
+          <w:bCs/>
+          <w:sz w:val="28"/>
+          <w:szCs w:val="28"/>
         </w:rPr>
         <w:t>PUNCT</w:t>
       </w:r>
@@ -4640,7 +4428,6 @@
           <w:rFonts w:ascii="Times New Roman" w:hAnsi="Times New Roman" w:cs="Times New Roman"/>
           <w:sz w:val="28"/>
           <w:szCs w:val="28"/>
-          <w:lang w:val="ru-RU"/>
         </w:rPr>
         <w:t xml:space="preserve">: </w:t>
       </w:r>
@@ -4649,7 +4436,6 @@
           <w:rFonts w:ascii="Times New Roman" w:hAnsi="Times New Roman" w:cs="Times New Roman"/>
           <w:sz w:val="28"/>
           <w:szCs w:val="28"/>
-          <w:lang w:val="ru-RU"/>
         </w:rPr>
         <w:t>з</w:t>
       </w:r>
@@ -4658,18 +4444,11 @@
           <w:rFonts w:ascii="Times New Roman" w:hAnsi="Times New Roman" w:cs="Times New Roman"/>
           <w:sz w:val="28"/>
           <w:szCs w:val="28"/>
-          <w:lang w:val="ru-RU"/>
         </w:rPr>
         <w:t>нак препинания</w:t>
       </w:r>
     </w:p>
-    <w:p>
-      <w:pPr>
-        <w:rPr>
-          <w:lang w:val="ru-RU"/>
-        </w:rPr>
-      </w:pPr>
-    </w:p>
+    <w:p/>
     <w:p>
       <w:pPr>
         <w:pStyle w:val="1"/>
@@ -4780,6 +4559,9 @@
         <w:keepNext/>
       </w:pPr>
       <w:r>
+        <w:rPr>
+          <w:noProof/>
+        </w:rPr>
         <w:lastRenderedPageBreak/>
         <w:drawing>
           <wp:inline distT="0" distB="0" distL="0" distR="0" wp14:anchorId="7DC89ABE" wp14:editId="21DE8EE5">
@@ -4828,22 +4610,15 @@
           <w:bCs/>
           <w:sz w:val="28"/>
           <w:szCs w:val="28"/>
-          <w:lang w:val="ru-RU"/>
         </w:rPr>
       </w:pPr>
       <w:r>
         <w:t xml:space="preserve">Рис. </w:t>
       </w:r>
       <w:r>
-        <w:rPr>
-          <w:lang w:val="ru-RU"/>
-        </w:rPr>
         <w:t>5</w:t>
       </w:r>
       <w:r>
-        <w:rPr>
-          <w:lang w:val="ru-RU"/>
-        </w:rPr>
         <w:t>- приветственное окно при запуске приложения</w:t>
       </w:r>
     </w:p>
@@ -4888,6 +4663,9 @@
         <w:keepNext/>
       </w:pPr>
       <w:r>
+        <w:rPr>
+          <w:noProof/>
+        </w:rPr>
         <w:drawing>
           <wp:inline distT="0" distB="0" distL="0" distR="0" wp14:anchorId="0BB3E6CC" wp14:editId="0DEB75A7">
             <wp:extent cx="5940425" cy="3598545"/>
@@ -4929,41 +4707,23 @@
       <w:pPr>
         <w:pStyle w:val="a3"/>
         <w:jc w:val="center"/>
-        <w:rPr>
-          <w:lang w:val="ru-RU"/>
-        </w:rPr>
       </w:pPr>
       <w:r>
         <w:t xml:space="preserve">Рис. </w:t>
       </w:r>
       <w:r>
-        <w:rPr>
-          <w:lang w:val="ru-RU"/>
-        </w:rPr>
         <w:t>6</w:t>
       </w:r>
       <w:r>
-        <w:rPr>
-          <w:lang w:val="ru-RU"/>
-        </w:rPr>
         <w:t xml:space="preserve"> </w:t>
       </w:r>
       <w:r>
-        <w:rPr>
-          <w:lang w:val="ru-RU"/>
-        </w:rPr>
         <w:t>–</w:t>
       </w:r>
       <w:r>
-        <w:rPr>
-          <w:lang w:val="ru-RU"/>
-        </w:rPr>
         <w:t xml:space="preserve"> </w:t>
       </w:r>
       <w:r>
-        <w:rPr>
-          <w:lang w:val="ru-RU"/>
-        </w:rPr>
         <w:t>результат первичного анализа</w:t>
       </w:r>
     </w:p>
@@ -4989,18 +4749,7 @@
           <w:lang w:val="ru-RU"/>
         </w:rPr>
         <w:lastRenderedPageBreak/>
-        <w:t>Про</w:t>
-      </w:r>
-      <w:r>
-        <w:rPr>
-          <w:rFonts w:ascii="Times New Roman" w:eastAsia="DengXian" w:hAnsi="Times New Roman"/>
-          <w:b/>
-          <w:bCs/>
-          <w:sz w:val="28"/>
-          <w:szCs w:val="28"/>
-          <w:lang w:val="ru-RU"/>
-        </w:rPr>
-        <w:t>смотр словаря</w:t>
+        <w:t>Просмотр словаря</w:t>
       </w:r>
       <w:r>
         <w:rPr>
@@ -5029,6 +4778,7 @@
           <w:rFonts w:ascii="Times New Roman" w:eastAsia="DengXian" w:hAnsi="Times New Roman"/>
           <w:b/>
           <w:bCs/>
+          <w:noProof/>
           <w:sz w:val="28"/>
           <w:szCs w:val="28"/>
           <w:lang w:val="ru-RU"/>
@@ -5074,57 +4824,29 @@
       <w:pPr>
         <w:pStyle w:val="a3"/>
         <w:jc w:val="center"/>
-        <w:rPr>
-          <w:lang w:val="ru-RU"/>
-        </w:rPr>
-      </w:pPr>
-      <w:r>
-        <w:rPr>
-          <w:lang w:val="ru-RU"/>
-        </w:rPr>
+      </w:pPr>
+      <w:r>
         <w:tab/>
-      </w:r>
-      <w:r>
-        <w:t xml:space="preserve">Рис. </w:t>
-      </w:r>
-      <w:r>
-        <w:rPr>
-          <w:lang w:val="ru-RU"/>
-        </w:rPr>
-        <w:t>7</w:t>
-      </w:r>
-      <w:r>
-        <w:rPr>
-          <w:lang w:val="ru-RU"/>
-        </w:rPr>
-        <w:t xml:space="preserve"> – </w:t>
-      </w:r>
-      <w:r>
-        <w:rPr>
-          <w:lang w:val="ru-RU"/>
-        </w:rPr>
-        <w:t>просмотр словаря</w:t>
-      </w:r>
-    </w:p>
-    <w:p>
-      <w:pPr>
-        <w:rPr>
-          <w:rFonts w:ascii="Times New Roman" w:eastAsia="DengXian" w:hAnsi="Times New Roman"/>
-          <w:b/>
-          <w:bCs/>
-          <w:sz w:val="28"/>
-          <w:szCs w:val="28"/>
-          <w:lang w:val="ru-RU"/>
-        </w:rPr>
-      </w:pPr>
-      <w:r>
-        <w:rPr>
-          <w:rFonts w:ascii="Times New Roman" w:eastAsia="DengXian" w:hAnsi="Times New Roman"/>
-          <w:b/>
-          <w:bCs/>
-          <w:sz w:val="28"/>
-          <w:szCs w:val="28"/>
-          <w:lang w:val="ru-RU"/>
+        <w:t>Рис. 7 – просмотр словаря</w:t>
+      </w:r>
+    </w:p>
+    <w:p>
+      <w:pPr>
+        <w:rPr>
+          <w:rFonts w:ascii="Times New Roman" w:eastAsia="DengXian" w:hAnsi="Times New Roman"/>
+          <w:b/>
+          <w:bCs/>
+          <w:sz w:val="28"/>
+          <w:szCs w:val="28"/>
+        </w:rPr>
+      </w:pPr>
+      <w:r>
+        <w:rPr>
+          <w:rFonts w:ascii="Times New Roman" w:eastAsia="DengXian" w:hAnsi="Times New Roman"/>
+          <w:b/>
+          <w:bCs/>
+          <w:sz w:val="28"/>
+          <w:szCs w:val="28"/>
         </w:rPr>
         <w:t>Страница редактирования записи в словаре</w:t>
       </w:r>
@@ -5135,7 +4857,6 @@
           <w:bCs/>
           <w:sz w:val="28"/>
           <w:szCs w:val="28"/>
-          <w:lang w:val="ru-RU"/>
         </w:rPr>
         <w:t>:</w:t>
       </w:r>
@@ -5149,17 +4870,16 @@
           <w:bCs/>
           <w:sz w:val="28"/>
           <w:szCs w:val="28"/>
-          <w:lang w:val="ru-RU"/>
-        </w:rPr>
-      </w:pPr>
-      <w:r>
-        <w:rPr>
-          <w:rFonts w:ascii="Times New Roman" w:eastAsia="DengXian" w:hAnsi="Times New Roman"/>
-          <w:b/>
-          <w:bCs/>
-          <w:sz w:val="28"/>
-          <w:szCs w:val="28"/>
-          <w:lang w:val="ru-RU"/>
+        </w:rPr>
+      </w:pPr>
+      <w:r>
+        <w:rPr>
+          <w:rFonts w:ascii="Times New Roman" w:eastAsia="DengXian" w:hAnsi="Times New Roman"/>
+          <w:b/>
+          <w:bCs/>
+          <w:noProof/>
+          <w:sz w:val="28"/>
+          <w:szCs w:val="28"/>
         </w:rPr>
         <w:drawing>
           <wp:inline distT="0" distB="0" distL="0" distR="0" wp14:anchorId="7EB7DCC1" wp14:editId="48D92B9A">
@@ -5209,7 +4929,6 @@
           <w:iCs/>
           <w:sz w:val="28"/>
           <w:szCs w:val="28"/>
-          <w:lang w:val="ru-RU"/>
         </w:rPr>
       </w:pPr>
       <w:r>
@@ -5227,7 +4946,6 @@
           <w:iCs/>
           <w:sz w:val="18"/>
           <w:szCs w:val="18"/>
-          <w:lang w:val="ru-RU"/>
         </w:rPr>
         <w:t>8</w:t>
       </w:r>
@@ -5237,7 +4955,6 @@
           <w:iCs/>
           <w:sz w:val="18"/>
           <w:szCs w:val="18"/>
-          <w:lang w:val="ru-RU"/>
         </w:rPr>
         <w:t xml:space="preserve"> – </w:t>
       </w:r>
@@ -5247,7 +4964,6 @@
           <w:iCs/>
           <w:sz w:val="18"/>
           <w:szCs w:val="18"/>
-          <w:lang w:val="ru-RU"/>
         </w:rPr>
         <w:t>страница редактирования записи в словаре</w:t>
       </w:r>
@@ -5260,7 +4976,6 @@
           <w:iCs/>
           <w:sz w:val="28"/>
           <w:szCs w:val="28"/>
-          <w:lang w:val="ru-RU"/>
         </w:rPr>
         <w:br/>
       </w:r>
@@ -5273,17 +4988,15 @@
           <w:bCs/>
           <w:sz w:val="28"/>
           <w:szCs w:val="28"/>
-          <w:lang w:val="ru-RU"/>
-        </w:rPr>
-      </w:pPr>
-      <w:r>
-        <w:rPr>
-          <w:rFonts w:ascii="Times New Roman" w:eastAsia="DengXian" w:hAnsi="Times New Roman"/>
-          <w:b/>
-          <w:bCs/>
-          <w:sz w:val="28"/>
-          <w:szCs w:val="28"/>
-          <w:lang w:val="ru-RU"/>
+        </w:rPr>
+      </w:pPr>
+      <w:r>
+        <w:rPr>
+          <w:rFonts w:ascii="Times New Roman" w:eastAsia="DengXian" w:hAnsi="Times New Roman"/>
+          <w:b/>
+          <w:bCs/>
+          <w:sz w:val="28"/>
+          <w:szCs w:val="28"/>
         </w:rPr>
         <w:lastRenderedPageBreak/>
         <w:t>Результат поиска по слову</w:t>
@@ -5295,7 +5008,6 @@
           <w:bCs/>
           <w:sz w:val="28"/>
           <w:szCs w:val="28"/>
-          <w:lang w:val="ru-RU"/>
         </w:rPr>
         <w:t>:</w:t>
       </w:r>
@@ -5306,16 +5018,15 @@
           <w:bCs/>
           <w:sz w:val="28"/>
           <w:szCs w:val="28"/>
-          <w:lang w:val="ru-RU"/>
         </w:rPr>
         <w:br/>
       </w:r>
       <w:r>
         <w:rPr>
           <w:rFonts w:ascii="Times New Roman" w:eastAsia="DengXian" w:hAnsi="Times New Roman"/>
-          <w:sz w:val="28"/>
-          <w:szCs w:val="28"/>
-          <w:lang w:val="ru-RU"/>
+          <w:noProof/>
+          <w:sz w:val="28"/>
+          <w:szCs w:val="28"/>
         </w:rPr>
         <w:drawing>
           <wp:inline distT="0" distB="0" distL="0" distR="0" wp14:anchorId="7DA158AD" wp14:editId="0A6ABD2C">
@@ -5362,7 +5073,6 @@
           <w:iCs/>
           <w:sz w:val="18"/>
           <w:szCs w:val="18"/>
-          <w:lang w:val="ru-RU"/>
         </w:rPr>
       </w:pPr>
       <w:r>
@@ -5380,7 +5090,6 @@
           <w:iCs/>
           <w:sz w:val="18"/>
           <w:szCs w:val="18"/>
-          <w:lang w:val="ru-RU"/>
         </w:rPr>
         <w:t>9</w:t>
       </w:r>
@@ -5390,7 +5099,6 @@
           <w:iCs/>
           <w:sz w:val="18"/>
           <w:szCs w:val="18"/>
-          <w:lang w:val="ru-RU"/>
         </w:rPr>
         <w:t xml:space="preserve"> – </w:t>
       </w:r>
@@ -5400,7 +5108,6 @@
           <w:iCs/>
           <w:sz w:val="18"/>
           <w:szCs w:val="18"/>
-          <w:lang w:val="ru-RU"/>
         </w:rPr>
         <w:t>результат поиска по слову</w:t>
       </w:r>
@@ -5412,51 +5119,36 @@
           <w:iCs/>
           <w:sz w:val="18"/>
           <w:szCs w:val="18"/>
-          <w:lang w:val="ru-RU"/>
-        </w:rPr>
-      </w:pPr>
-    </w:p>
-    <w:p>
-      <w:pPr>
-        <w:rPr>
-          <w:rFonts w:ascii="Times New Roman" w:eastAsia="DengXian" w:hAnsi="Times New Roman"/>
-          <w:b/>
-          <w:bCs/>
-          <w:sz w:val="28"/>
-          <w:szCs w:val="28"/>
-          <w:lang w:val="ru-RU"/>
-        </w:rPr>
-      </w:pPr>
-      <w:r>
-        <w:rPr>
-          <w:rFonts w:ascii="Times New Roman" w:eastAsia="DengXian" w:hAnsi="Times New Roman"/>
-          <w:b/>
-          <w:bCs/>
-          <w:sz w:val="28"/>
-          <w:szCs w:val="28"/>
-          <w:lang w:val="ru-RU"/>
-        </w:rPr>
-        <w:t>Результат поиска по</w:t>
-      </w:r>
-      <w:r>
-        <w:rPr>
-          <w:rFonts w:ascii="Times New Roman" w:eastAsia="DengXian" w:hAnsi="Times New Roman"/>
-          <w:b/>
-          <w:bCs/>
-          <w:sz w:val="28"/>
-          <w:szCs w:val="28"/>
-          <w:lang w:val="ru-RU"/>
-        </w:rPr>
-        <w:t xml:space="preserve"> фразе</w:t>
-      </w:r>
-      <w:r>
-        <w:rPr>
-          <w:rFonts w:ascii="Times New Roman" w:eastAsia="DengXian" w:hAnsi="Times New Roman"/>
-          <w:b/>
-          <w:bCs/>
-          <w:sz w:val="28"/>
-          <w:szCs w:val="28"/>
-          <w:lang w:val="ru-RU"/>
+        </w:rPr>
+      </w:pPr>
+    </w:p>
+    <w:p>
+      <w:pPr>
+        <w:rPr>
+          <w:rFonts w:ascii="Times New Roman" w:eastAsia="DengXian" w:hAnsi="Times New Roman"/>
+          <w:b/>
+          <w:bCs/>
+          <w:sz w:val="28"/>
+          <w:szCs w:val="28"/>
+        </w:rPr>
+      </w:pPr>
+      <w:r>
+        <w:rPr>
+          <w:rFonts w:ascii="Times New Roman" w:eastAsia="DengXian" w:hAnsi="Times New Roman"/>
+          <w:b/>
+          <w:bCs/>
+          <w:sz w:val="28"/>
+          <w:szCs w:val="28"/>
+        </w:rPr>
+        <w:t>Результат поиска по фразе</w:t>
+      </w:r>
+      <w:r>
+        <w:rPr>
+          <w:rFonts w:ascii="Times New Roman" w:eastAsia="DengXian" w:hAnsi="Times New Roman"/>
+          <w:b/>
+          <w:bCs/>
+          <w:sz w:val="28"/>
+          <w:szCs w:val="28"/>
         </w:rPr>
         <w:t>:</w:t>
       </w:r>
@@ -5467,15 +5159,14 @@
           <w:rFonts w:ascii="Times New Roman" w:eastAsia="DengXian" w:hAnsi="Times New Roman"/>
           <w:sz w:val="28"/>
           <w:szCs w:val="28"/>
-          <w:lang w:val="ru-RU"/>
-        </w:rPr>
-      </w:pPr>
-      <w:r>
-        <w:rPr>
-          <w:rFonts w:ascii="Times New Roman" w:eastAsia="DengXian" w:hAnsi="Times New Roman"/>
-          <w:sz w:val="28"/>
-          <w:szCs w:val="28"/>
-          <w:lang w:val="ru-RU"/>
+        </w:rPr>
+      </w:pPr>
+      <w:r>
+        <w:rPr>
+          <w:rFonts w:ascii="Times New Roman" w:eastAsia="DengXian" w:hAnsi="Times New Roman"/>
+          <w:noProof/>
+          <w:sz w:val="28"/>
+          <w:szCs w:val="28"/>
         </w:rPr>
         <w:drawing>
           <wp:inline distT="0" distB="0" distL="0" distR="0" wp14:anchorId="162C94EA" wp14:editId="23D183C4">
@@ -5522,15 +5213,13 @@
           <w:iCs/>
           <w:sz w:val="18"/>
           <w:szCs w:val="18"/>
-          <w:lang w:val="ru-RU"/>
-        </w:rPr>
-      </w:pPr>
-      <w:r>
-        <w:rPr>
-          <w:rFonts w:ascii="Times New Roman" w:eastAsia="DengXian" w:hAnsi="Times New Roman"/>
-          <w:sz w:val="28"/>
-          <w:szCs w:val="28"/>
-          <w:lang w:val="ru-RU"/>
+        </w:rPr>
+      </w:pPr>
+      <w:r>
+        <w:rPr>
+          <w:rFonts w:ascii="Times New Roman" w:eastAsia="DengXian" w:hAnsi="Times New Roman"/>
+          <w:sz w:val="28"/>
+          <w:szCs w:val="28"/>
         </w:rPr>
         <w:tab/>
       </w:r>
@@ -5549,7 +5238,6 @@
           <w:iCs/>
           <w:sz w:val="18"/>
           <w:szCs w:val="18"/>
-          <w:lang w:val="ru-RU"/>
         </w:rPr>
         <w:t>10</w:t>
       </w:r>
@@ -5559,7 +5247,6 @@
           <w:iCs/>
           <w:sz w:val="18"/>
           <w:szCs w:val="18"/>
-          <w:lang w:val="ru-RU"/>
         </w:rPr>
         <w:t xml:space="preserve"> – </w:t>
       </w:r>
@@ -5569,7 +5256,6 @@
           <w:iCs/>
           <w:sz w:val="18"/>
           <w:szCs w:val="18"/>
-          <w:lang w:val="ru-RU"/>
         </w:rPr>
         <w:t>результат поиска по слову</w:t>
       </w:r>
@@ -5582,17 +5268,15 @@
           <w:bCs/>
           <w:sz w:val="28"/>
           <w:szCs w:val="28"/>
-          <w:lang w:val="ru-RU"/>
-        </w:rPr>
-      </w:pPr>
-      <w:r>
-        <w:rPr>
-          <w:rFonts w:ascii="Times New Roman" w:eastAsia="DengXian" w:hAnsi="Times New Roman"/>
-          <w:b/>
-          <w:bCs/>
-          <w:sz w:val="28"/>
-          <w:szCs w:val="28"/>
-          <w:lang w:val="ru-RU"/>
+        </w:rPr>
+      </w:pPr>
+      <w:r>
+        <w:rPr>
+          <w:rFonts w:ascii="Times New Roman" w:eastAsia="DengXian" w:hAnsi="Times New Roman"/>
+          <w:b/>
+          <w:bCs/>
+          <w:sz w:val="28"/>
+          <w:szCs w:val="28"/>
         </w:rPr>
         <w:lastRenderedPageBreak/>
         <w:t>Просмотр статистики по корпусу и статьям</w:t>
@@ -5604,7 +5288,6 @@
           <w:bCs/>
           <w:sz w:val="28"/>
           <w:szCs w:val="28"/>
-          <w:lang w:val="ru-RU"/>
         </w:rPr>
         <w:t>:</w:t>
       </w:r>
@@ -5615,7 +5298,6 @@
           <w:bCs/>
           <w:sz w:val="28"/>
           <w:szCs w:val="28"/>
-          <w:lang w:val="ru-RU"/>
         </w:rPr>
         <w:br/>
       </w:r>
@@ -5624,9 +5306,9 @@
           <w:rFonts w:ascii="Times New Roman" w:eastAsia="DengXian" w:hAnsi="Times New Roman"/>
           <w:b/>
           <w:bCs/>
-          <w:sz w:val="28"/>
-          <w:szCs w:val="28"/>
-          <w:lang w:val="ru-RU"/>
+          <w:noProof/>
+          <w:sz w:val="28"/>
+          <w:szCs w:val="28"/>
         </w:rPr>
         <w:drawing>
           <wp:inline distT="0" distB="0" distL="0" distR="0" wp14:anchorId="398979EF" wp14:editId="4122B8BE">
@@ -5673,7 +5355,6 @@
           <w:iCs/>
           <w:sz w:val="18"/>
           <w:szCs w:val="18"/>
-          <w:lang w:val="ru-RU"/>
         </w:rPr>
       </w:pPr>
       <w:r>
@@ -5691,9 +5372,8 @@
           <w:iCs/>
           <w:sz w:val="18"/>
           <w:szCs w:val="18"/>
-          <w:lang w:val="ru-RU"/>
-        </w:rPr>
-        <w:t>1</w:t>
+        </w:rPr>
+        <w:t>11</w:t>
       </w:r>
       <w:r>
         <w:rPr>
@@ -5701,9 +5381,8 @@
           <w:iCs/>
           <w:sz w:val="18"/>
           <w:szCs w:val="18"/>
-          <w:lang w:val="ru-RU"/>
-        </w:rPr>
-        <w:t>1</w:t>
+        </w:rPr>
+        <w:t xml:space="preserve"> – </w:t>
       </w:r>
       <w:r>
         <w:rPr>
@@ -5711,17 +5390,6 @@
           <w:iCs/>
           <w:sz w:val="18"/>
           <w:szCs w:val="18"/>
-          <w:lang w:val="ru-RU"/>
-        </w:rPr>
-        <w:t xml:space="preserve"> – </w:t>
-      </w:r>
-      <w:r>
-        <w:rPr>
-          <w:i/>
-          <w:iCs/>
-          <w:sz w:val="18"/>
-          <w:szCs w:val="18"/>
-          <w:lang w:val="ru-RU"/>
         </w:rPr>
         <w:t>статистика по корпусу</w:t>
       </w:r>
@@ -5734,17 +5402,16 @@
           <w:bCs/>
           <w:sz w:val="28"/>
           <w:szCs w:val="28"/>
-          <w:lang w:val="ru-RU"/>
-        </w:rPr>
-      </w:pPr>
-      <w:r>
-        <w:rPr>
-          <w:rFonts w:ascii="Times New Roman" w:eastAsia="DengXian" w:hAnsi="Times New Roman"/>
-          <w:b/>
-          <w:bCs/>
-          <w:sz w:val="28"/>
-          <w:szCs w:val="28"/>
-          <w:lang w:val="ru-RU"/>
+        </w:rPr>
+      </w:pPr>
+      <w:r>
+        <w:rPr>
+          <w:rFonts w:ascii="Times New Roman" w:eastAsia="DengXian" w:hAnsi="Times New Roman"/>
+          <w:b/>
+          <w:bCs/>
+          <w:noProof/>
+          <w:sz w:val="28"/>
+          <w:szCs w:val="28"/>
         </w:rPr>
         <w:lastRenderedPageBreak/>
         <w:drawing>
@@ -5792,7 +5459,6 @@
           <w:iCs/>
           <w:sz w:val="18"/>
           <w:szCs w:val="18"/>
-          <w:lang w:val="ru-RU"/>
         </w:rPr>
       </w:pPr>
       <w:r>
@@ -5810,9 +5476,8 @@
           <w:iCs/>
           <w:sz w:val="18"/>
           <w:szCs w:val="18"/>
-          <w:lang w:val="ru-RU"/>
-        </w:rPr>
-        <w:t>1</w:t>
+        </w:rPr>
+        <w:t>12</w:t>
       </w:r>
       <w:r>
         <w:rPr>
@@ -5820,9 +5485,8 @@
           <w:iCs/>
           <w:sz w:val="18"/>
           <w:szCs w:val="18"/>
-          <w:lang w:val="ru-RU"/>
-        </w:rPr>
-        <w:t>2</w:t>
+        </w:rPr>
+        <w:t xml:space="preserve"> – </w:t>
       </w:r>
       <w:r>
         <w:rPr>
@@ -5830,61 +5494,37 @@
           <w:iCs/>
           <w:sz w:val="18"/>
           <w:szCs w:val="18"/>
-          <w:lang w:val="ru-RU"/>
-        </w:rPr>
-        <w:t xml:space="preserve"> – </w:t>
-      </w:r>
-      <w:r>
+        </w:rPr>
+        <w:t>статистика по статье</w:t>
+      </w:r>
+    </w:p>
+    <w:p>
+      <w:pPr>
         <w:rPr>
           <w:i/>
           <w:iCs/>
           <w:sz w:val="18"/>
           <w:szCs w:val="18"/>
-          <w:lang w:val="ru-RU"/>
-        </w:rPr>
-        <w:t xml:space="preserve">статистика по </w:t>
-      </w:r>
-      <w:r>
-        <w:rPr>
-          <w:i/>
-          <w:iCs/>
-          <w:sz w:val="18"/>
-          <w:szCs w:val="18"/>
-          <w:lang w:val="ru-RU"/>
-        </w:rPr>
-        <w:t>статье</w:t>
-      </w:r>
-    </w:p>
-    <w:p>
-      <w:pPr>
-        <w:rPr>
-          <w:i/>
-          <w:iCs/>
-          <w:sz w:val="18"/>
-          <w:szCs w:val="18"/>
-          <w:lang w:val="ru-RU"/>
-        </w:rPr>
-      </w:pPr>
-    </w:p>
-    <w:p>
-      <w:pPr>
-        <w:rPr>
-          <w:rFonts w:ascii="Times New Roman" w:eastAsia="DengXian" w:hAnsi="Times New Roman"/>
-          <w:b/>
-          <w:bCs/>
-          <w:sz w:val="28"/>
-          <w:szCs w:val="28"/>
-          <w:lang w:val="ru-RU"/>
-        </w:rPr>
-      </w:pPr>
-      <w:r>
-        <w:rPr>
-          <w:rFonts w:ascii="Times New Roman" w:eastAsia="DengXian" w:hAnsi="Times New Roman"/>
-          <w:b/>
-          <w:bCs/>
-          <w:sz w:val="28"/>
-          <w:szCs w:val="28"/>
-          <w:lang w:val="ru-RU"/>
+        </w:rPr>
+      </w:pPr>
+    </w:p>
+    <w:p>
+      <w:pPr>
+        <w:rPr>
+          <w:rFonts w:ascii="Times New Roman" w:eastAsia="DengXian" w:hAnsi="Times New Roman"/>
+          <w:b/>
+          <w:bCs/>
+          <w:sz w:val="28"/>
+          <w:szCs w:val="28"/>
+        </w:rPr>
+      </w:pPr>
+      <w:r>
+        <w:rPr>
+          <w:rFonts w:ascii="Times New Roman" w:eastAsia="DengXian" w:hAnsi="Times New Roman"/>
+          <w:b/>
+          <w:bCs/>
+          <w:sz w:val="28"/>
+          <w:szCs w:val="28"/>
         </w:rPr>
         <w:t>Страница просмотра конкретной статьи:</w:t>
       </w:r>
@@ -5897,17 +5537,16 @@
           <w:bCs/>
           <w:sz w:val="28"/>
           <w:szCs w:val="28"/>
-          <w:lang w:val="ru-RU"/>
-        </w:rPr>
-      </w:pPr>
-      <w:r>
-        <w:rPr>
-          <w:rFonts w:ascii="Times New Roman" w:eastAsia="DengXian" w:hAnsi="Times New Roman"/>
-          <w:b/>
-          <w:bCs/>
-          <w:sz w:val="28"/>
-          <w:szCs w:val="28"/>
-          <w:lang w:val="ru-RU"/>
+        </w:rPr>
+      </w:pPr>
+      <w:r>
+        <w:rPr>
+          <w:rFonts w:ascii="Times New Roman" w:eastAsia="DengXian" w:hAnsi="Times New Roman"/>
+          <w:b/>
+          <w:bCs/>
+          <w:noProof/>
+          <w:sz w:val="28"/>
+          <w:szCs w:val="28"/>
         </w:rPr>
         <w:lastRenderedPageBreak/>
         <w:drawing>
@@ -5955,7 +5594,6 @@
           <w:iCs/>
           <w:sz w:val="18"/>
           <w:szCs w:val="18"/>
-          <w:lang w:val="ru-RU"/>
         </w:rPr>
       </w:pPr>
       <w:r>
@@ -5973,9 +5611,8 @@
           <w:iCs/>
           <w:sz w:val="18"/>
           <w:szCs w:val="18"/>
-          <w:lang w:val="ru-RU"/>
-        </w:rPr>
-        <w:t>1</w:t>
+        </w:rPr>
+        <w:t>13</w:t>
       </w:r>
       <w:r>
         <w:rPr>
@@ -5983,9 +5620,8 @@
           <w:iCs/>
           <w:sz w:val="18"/>
           <w:szCs w:val="18"/>
-          <w:lang w:val="ru-RU"/>
-        </w:rPr>
-        <w:t>3</w:t>
+        </w:rPr>
+        <w:t xml:space="preserve"> – </w:t>
       </w:r>
       <w:r>
         <w:rPr>
@@ -5993,17 +5629,6 @@
           <w:iCs/>
           <w:sz w:val="18"/>
           <w:szCs w:val="18"/>
-          <w:lang w:val="ru-RU"/>
-        </w:rPr>
-        <w:t xml:space="preserve"> – </w:t>
-      </w:r>
-      <w:r>
-        <w:rPr>
-          <w:i/>
-          <w:iCs/>
-          <w:sz w:val="18"/>
-          <w:szCs w:val="18"/>
-          <w:lang w:val="ru-RU"/>
         </w:rPr>
         <w:t>просмотр конкретной статьи</w:t>
       </w:r>
@@ -6016,17 +5641,15 @@
           <w:bCs/>
           <w:sz w:val="28"/>
           <w:szCs w:val="28"/>
-          <w:lang w:val="ru-RU"/>
-        </w:rPr>
-      </w:pPr>
-      <w:r>
-        <w:rPr>
-          <w:rFonts w:ascii="Times New Roman" w:eastAsia="DengXian" w:hAnsi="Times New Roman"/>
-          <w:b/>
-          <w:bCs/>
-          <w:sz w:val="28"/>
-          <w:szCs w:val="28"/>
-          <w:lang w:val="ru-RU"/>
+        </w:rPr>
+      </w:pPr>
+      <w:r>
+        <w:rPr>
+          <w:rFonts w:ascii="Times New Roman" w:eastAsia="DengXian" w:hAnsi="Times New Roman"/>
+          <w:b/>
+          <w:bCs/>
+          <w:sz w:val="28"/>
+          <w:szCs w:val="28"/>
         </w:rPr>
         <w:t>Страница редактирования статьи:</w:t>
       </w:r>
@@ -6039,17 +5662,16 @@
           <w:bCs/>
           <w:sz w:val="28"/>
           <w:szCs w:val="28"/>
-          <w:lang w:val="ru-RU"/>
-        </w:rPr>
-      </w:pPr>
-      <w:r>
-        <w:rPr>
-          <w:rFonts w:ascii="Times New Roman" w:eastAsia="DengXian" w:hAnsi="Times New Roman"/>
-          <w:b/>
-          <w:bCs/>
-          <w:sz w:val="28"/>
-          <w:szCs w:val="28"/>
-          <w:lang w:val="ru-RU"/>
+        </w:rPr>
+      </w:pPr>
+      <w:r>
+        <w:rPr>
+          <w:rFonts w:ascii="Times New Roman" w:eastAsia="DengXian" w:hAnsi="Times New Roman"/>
+          <w:b/>
+          <w:bCs/>
+          <w:noProof/>
+          <w:sz w:val="28"/>
+          <w:szCs w:val="28"/>
         </w:rPr>
         <w:lastRenderedPageBreak/>
         <w:drawing>
@@ -6097,7 +5719,6 @@
           <w:iCs/>
           <w:sz w:val="18"/>
           <w:szCs w:val="18"/>
-          <w:lang w:val="ru-RU"/>
         </w:rPr>
       </w:pPr>
       <w:r>
@@ -6115,9 +5736,8 @@
           <w:iCs/>
           <w:sz w:val="18"/>
           <w:szCs w:val="18"/>
-          <w:lang w:val="ru-RU"/>
-        </w:rPr>
-        <w:t>1</w:t>
+        </w:rPr>
+        <w:t>14</w:t>
       </w:r>
       <w:r>
         <w:rPr>
@@ -6125,9 +5745,8 @@
           <w:iCs/>
           <w:sz w:val="18"/>
           <w:szCs w:val="18"/>
-          <w:lang w:val="ru-RU"/>
-        </w:rPr>
-        <w:t>4</w:t>
+        </w:rPr>
+        <w:t xml:space="preserve"> – </w:t>
       </w:r>
       <w:r>
         <w:rPr>
@@ -6135,17 +5754,6 @@
           <w:iCs/>
           <w:sz w:val="18"/>
           <w:szCs w:val="18"/>
-          <w:lang w:val="ru-RU"/>
-        </w:rPr>
-        <w:t xml:space="preserve"> – </w:t>
-      </w:r>
-      <w:r>
-        <w:rPr>
-          <w:i/>
-          <w:iCs/>
-          <w:sz w:val="18"/>
-          <w:szCs w:val="18"/>
-          <w:lang w:val="ru-RU"/>
         </w:rPr>
         <w:t>просмотр конкретной статьи</w:t>
       </w:r>
@@ -6158,17 +5766,15 @@
           <w:bCs/>
           <w:sz w:val="28"/>
           <w:szCs w:val="28"/>
-          <w:lang w:val="ru-RU"/>
-        </w:rPr>
-      </w:pPr>
-      <w:r>
-        <w:rPr>
-          <w:rFonts w:ascii="Times New Roman" w:eastAsia="DengXian" w:hAnsi="Times New Roman"/>
-          <w:b/>
-          <w:bCs/>
-          <w:sz w:val="28"/>
-          <w:szCs w:val="28"/>
-          <w:lang w:val="ru-RU"/>
+        </w:rPr>
+      </w:pPr>
+      <w:r>
+        <w:rPr>
+          <w:rFonts w:ascii="Times New Roman" w:eastAsia="DengXian" w:hAnsi="Times New Roman"/>
+          <w:b/>
+          <w:bCs/>
+          <w:sz w:val="28"/>
+          <w:szCs w:val="28"/>
         </w:rPr>
         <w:t>Просмотр помощи:</w:t>
       </w:r>
@@ -6181,17 +5787,16 @@
           <w:bCs/>
           <w:sz w:val="28"/>
           <w:szCs w:val="28"/>
-          <w:lang w:val="ru-RU"/>
-        </w:rPr>
-      </w:pPr>
-      <w:r>
-        <w:rPr>
-          <w:rFonts w:ascii="Times New Roman" w:eastAsia="DengXian" w:hAnsi="Times New Roman"/>
-          <w:b/>
-          <w:bCs/>
-          <w:sz w:val="28"/>
-          <w:szCs w:val="28"/>
-          <w:lang w:val="ru-RU"/>
+        </w:rPr>
+      </w:pPr>
+      <w:r>
+        <w:rPr>
+          <w:rFonts w:ascii="Times New Roman" w:eastAsia="DengXian" w:hAnsi="Times New Roman"/>
+          <w:b/>
+          <w:bCs/>
+          <w:noProof/>
+          <w:sz w:val="28"/>
+          <w:szCs w:val="28"/>
         </w:rPr>
         <w:drawing>
           <wp:inline distT="0" distB="0" distL="0" distR="0" wp14:anchorId="1A6E2C68" wp14:editId="59F49F23">
@@ -6238,7 +5843,6 @@
           <w:iCs/>
           <w:sz w:val="18"/>
           <w:szCs w:val="18"/>
-          <w:lang w:val="ru-RU"/>
         </w:rPr>
       </w:pPr>
       <w:r>
@@ -6256,9 +5860,8 @@
           <w:iCs/>
           <w:sz w:val="18"/>
           <w:szCs w:val="18"/>
-          <w:lang w:val="ru-RU"/>
-        </w:rPr>
-        <w:t>1</w:t>
+        </w:rPr>
+        <w:t>15</w:t>
       </w:r>
       <w:r>
         <w:rPr>
@@ -6266,9 +5869,8 @@
           <w:iCs/>
           <w:sz w:val="18"/>
           <w:szCs w:val="18"/>
-          <w:lang w:val="ru-RU"/>
-        </w:rPr>
-        <w:t>5</w:t>
+        </w:rPr>
+        <w:t xml:space="preserve"> – </w:t>
       </w:r>
       <w:r>
         <w:rPr>
@@ -6276,17 +5878,6 @@
           <w:iCs/>
           <w:sz w:val="18"/>
           <w:szCs w:val="18"/>
-          <w:lang w:val="ru-RU"/>
-        </w:rPr>
-        <w:t xml:space="preserve"> – </w:t>
-      </w:r>
-      <w:r>
-        <w:rPr>
-          <w:i/>
-          <w:iCs/>
-          <w:sz w:val="18"/>
-          <w:szCs w:val="18"/>
-          <w:lang w:val="ru-RU"/>
         </w:rPr>
         <w:t>просмотр конкретной статьи</w:t>
       </w:r>
@@ -6299,7 +5890,6 @@
           <w:bCs/>
           <w:sz w:val="28"/>
           <w:szCs w:val="28"/>
-          <w:lang w:val="ru-RU"/>
         </w:rPr>
       </w:pPr>
     </w:p>
@@ -6346,6 +5936,9 @@
         <w:keepNext/>
       </w:pPr>
       <w:r>
+        <w:rPr>
+          <w:noProof/>
+        </w:rPr>
         <w:drawing>
           <wp:inline distT="0" distB="0" distL="0" distR="0" wp14:anchorId="31EC4A6E" wp14:editId="50FF8C69">
             <wp:extent cx="5940425" cy="3201035"/>
@@ -6393,22 +5986,15 @@
           <w:bCs/>
           <w:sz w:val="28"/>
           <w:szCs w:val="28"/>
-          <w:lang w:val="ru-RU"/>
         </w:rPr>
       </w:pPr>
       <w:r>
         <w:t xml:space="preserve">Рис. </w:t>
       </w:r>
       <w:r>
-        <w:rPr>
-          <w:lang w:val="ru-RU"/>
-        </w:rPr>
         <w:t>16</w:t>
       </w:r>
       <w:r>
-        <w:rPr>
-          <w:lang w:val="ru-RU"/>
-        </w:rPr>
         <w:t xml:space="preserve"> - структурно-функциональная схема приложения</w:t>
       </w:r>
     </w:p>
@@ -6475,6 +6061,9 @@
         <w:keepNext/>
       </w:pPr>
       <w:r>
+        <w:rPr>
+          <w:noProof/>
+        </w:rPr>
         <w:drawing>
           <wp:inline distT="0" distB="0" distL="0" distR="0" wp14:anchorId="15F92280" wp14:editId="748C4D77">
             <wp:extent cx="5940425" cy="3589020"/>
@@ -6522,34 +6111,21 @@
           <w:bCs/>
           <w:sz w:val="28"/>
           <w:szCs w:val="28"/>
-          <w:lang w:val="ru-RU"/>
         </w:rPr>
       </w:pPr>
       <w:r>
         <w:t xml:space="preserve">Рис. </w:t>
       </w:r>
       <w:r>
-        <w:rPr>
-          <w:lang w:val="ru-RU"/>
-        </w:rPr>
         <w:t>17</w:t>
       </w:r>
       <w:r>
-        <w:rPr>
-          <w:lang w:val="ru-RU"/>
-        </w:rPr>
         <w:t xml:space="preserve"> - график оценки быстродействия приложения</w:t>
       </w:r>
       <w:r>
-        <w:rPr>
-          <w:lang w:val="ru-RU"/>
-        </w:rPr>
         <w:t xml:space="preserve">. </w:t>
       </w:r>
       <w:r>
-        <w:rPr>
-          <w:lang w:val="ru-RU"/>
-        </w:rPr>
         <w:t>Зависимость времени от размера корпуса</w:t>
       </w:r>
     </w:p>
@@ -8384,7 +7960,7 @@
         <w:rFonts w:asciiTheme="minorHAnsi" w:eastAsia="SimSun" w:hAnsiTheme="minorHAnsi" w:cstheme="minorBidi"/>
         <w:sz w:val="22"/>
         <w:szCs w:val="22"/>
-        <w:lang w:eastAsia="en-US" w:bidi="ar-SA"/>
+        <w:lang w:val="ru-RU" w:eastAsia="en-US" w:bidi="ar-SA"/>
       </w:rPr>
     </w:rPrDefault>
     <w:pPrDefault>
@@ -8802,6 +8378,7 @@
   <w:style w:type="character" w:default="1" w:styleId="a0">
     <w:name w:val="Default Paragraph Font"/>
     <w:uiPriority w:val="1"/>
+    <w:semiHidden/>
     <w:unhideWhenUsed/>
   </w:style>
   <w:style w:type="table" w:default="1" w:styleId="a1">
